--- a/projects/valuepickr-open-screen/docs/Privi Speciality Chemicals Ltd.docx
+++ b/projects/valuepickr-open-screen/docs/Privi Speciality Chemicals Ltd.docx
@@ -32,7 +32,7 @@
           <w:sz w:val="22"/>
           <w:szCs w:val="22"/>
         </w:rPr>
-        <w:t xml:space="preserve">India's largest aroma-chemicals exporter, scaling a Givaudan JV, with accelerating profit growth but a mid-cap size that now needs a sharper catalyst</w:t>
+        <w:t xml:space="preserve">India's largest aroma-chemicals exporter with a real niche moat and a captive Givaudan JV, self-funding an Rs 830-900 Cr capex to ~Rs 5,000 Cr revenue - a debt-free ~20% compounder, but a Rs 13,600 Cr mid-cap whose gross-margin tailwind has now reversed</w:t>
       </w:r>
     </w:p>
     <w:p>
@@ -49,7 +49,7 @@
         <w:spacing w:after="120"/>
       </w:pPr>
       <w:r>
-        <w:t xml:space="preserve">Privi is India's largest manufacturer and exporter of aroma chemicals (fragrance/flavor ingredients), holding &gt;20% global share in ten products. It has backward-integrated into alpha/beta pinene-based chemistry and commercialized Prigiv, a 51:49 JV with global fragrance major Givaudan (Oct 2024), giving it a captive high-value offtake relationship.</w:t>
+        <w:t xml:space="preserve">Privi is India's largest manufacturer and exporter of aroma chemicals (fragrance/flavor ingredients), holding &gt;20% global share in ten products. It has backward-integrated into alpha/beta pinene-based chemistry and commercialized Prigiv, a 51:49 JV with global fragrance major Givaudan (Oct 2024), giving it a captive high-value offtake relationship. A scheme merging Privi Fine Science and Privi Biotechnology into the listco is underway to simplify structure.</w:t>
       </w:r>
     </w:p>
     <w:p>
@@ -99,7 +99,7 @@
           </w:tcPr>
           <w:p>
             <w:r>
-              <w:t xml:space="preserve">Rs 13,602 Cr</w:t>
+              <w:t xml:space="preserve">~Rs 13,602 Cr; P/E ~40x (EPS ~Rs 86 annualised on Q1FY27)</w:t>
             </w:r>
           </w:p>
         </w:tc>
@@ -126,34 +126,61 @@
           </w:tcPr>
           <w:p>
             <w:r>
-              <w:t xml:space="preserve">22.3% / 26.0% (Q3FY26: ROCE 21.63%, ROE 24.35%)</w:t>
-            </w:r>
-          </w:p>
-        </w:tc>
-      </w:tr>
-      <w:tr>
-        <w:tc>
-          <w:tcPr>
-            <w:tcW w:type="dxa" w:w="3200"/>
-            <w:shd w:fill="F2F2F2" w:val="clear"/>
-          </w:tcPr>
-          <w:p>
-            <w:r>
-              <w:rPr>
-                <w:b/>
-                <w:bCs/>
-              </w:rPr>
-              <w:t xml:space="preserve">Q3FY26 growth</w:t>
-            </w:r>
-          </w:p>
-        </w:tc>
-        <w:tc>
-          <w:tcPr>
-            <w:tcW w:type="dxa" w:w="5800"/>
-          </w:tcPr>
-          <w:p>
-            <w:r>
-              <w:t xml:space="preserve">Revenue +23% YoY, EBITDA +37% YoY (margin 25.8% vs 23.3%), PAT +76% YoY</w:t>
+              <w:t xml:space="preserve">ROCE ~21-22% / ROE ~24-26%</w:t>
+            </w:r>
+          </w:p>
+        </w:tc>
+      </w:tr>
+      <w:tr>
+        <w:tc>
+          <w:tcPr>
+            <w:tcW w:type="dxa" w:w="3200"/>
+            <w:shd w:fill="F2F2F2" w:val="clear"/>
+          </w:tcPr>
+          <w:p>
+            <w:r>
+              <w:rPr>
+                <w:b/>
+                <w:bCs/>
+              </w:rPr>
+              <w:t xml:space="preserve">Q1FY27</w:t>
+            </w:r>
+          </w:p>
+        </w:tc>
+        <w:tc>
+          <w:tcPr>
+            <w:tcW w:type="dxa" w:w="5800"/>
+          </w:tcPr>
+          <w:p>
+            <w:r>
+              <w:t xml:space="preserve">Total income Rs 681 Cr (+20% YoY); EBITDA Rs 167 Cr (+18.7%, margin 24.6%); PAT Rs 84.2 Cr (+36% YoY); EPS Rs 21.56 vs Rs 15.85</w:t>
+            </w:r>
+          </w:p>
+        </w:tc>
+      </w:tr>
+      <w:tr>
+        <w:tc>
+          <w:tcPr>
+            <w:tcW w:type="dxa" w:w="3200"/>
+            <w:shd w:fill="F2F2F2" w:val="clear"/>
+          </w:tcPr>
+          <w:p>
+            <w:r>
+              <w:rPr>
+                <w:b/>
+                <w:bCs/>
+              </w:rPr>
+              <w:t xml:space="preserve">Gross margin</w:t>
+            </w:r>
+          </w:p>
+        </w:tc>
+        <w:tc>
+          <w:tcPr>
+            <w:tcW w:type="dxa" w:w="5800"/>
+          </w:tcPr>
+          <w:p>
+            <w:r>
+              <w:t xml:space="preserve">44.2% in Q1FY27 vs 51% in Q1FY26 - RM costs normalised as low-cost inventory ran off; EBITDA margin still held ~24-26% on operating leverage</w:t>
             </w:r>
           </w:p>
         </w:tc>
@@ -180,7 +207,88 @@
           </w:tcPr>
           <w:p>
             <w:r>
-              <w:t xml:space="preserve">Debt-free</w:t>
+              <w:t xml:space="preserve">Debt-free; Rs 830-900 Cr capex over FY27 + next two years funded primarily from internal accruals</w:t>
+            </w:r>
+          </w:p>
+        </w:tc>
+      </w:tr>
+      <w:tr>
+        <w:tc>
+          <w:tcPr>
+            <w:tcW w:type="dxa" w:w="3200"/>
+            <w:shd w:fill="F2F2F2" w:val="clear"/>
+          </w:tcPr>
+          <w:p>
+            <w:r>
+              <w:rPr>
+                <w:b/>
+                <w:bCs/>
+              </w:rPr>
+              <w:t xml:space="preserve">Capacity</w:t>
+            </w:r>
+          </w:p>
+        </w:tc>
+        <w:tc>
+          <w:tcPr>
+            <w:tcW w:type="dxa" w:w="5800"/>
+          </w:tcPr>
+          <w:p>
+            <w:r>
+              <w:t xml:space="preserve">48,000 MT -&gt; 54,000 MT shortly -&gt; 66,000 MT by Sept 2027</w:t>
+            </w:r>
+          </w:p>
+        </w:tc>
+      </w:tr>
+      <w:tr>
+        <w:tc>
+          <w:tcPr>
+            <w:tcW w:type="dxa" w:w="3200"/>
+            <w:shd w:fill="F2F2F2" w:val="clear"/>
+          </w:tcPr>
+          <w:p>
+            <w:r>
+              <w:rPr>
+                <w:b/>
+                <w:bCs/>
+              </w:rPr>
+              <w:t xml:space="preserve">Guidance (3-4 yr)</w:t>
+            </w:r>
+          </w:p>
+        </w:tc>
+        <w:tc>
+          <w:tcPr>
+            <w:tcW w:type="dxa" w:w="5800"/>
+          </w:tcPr>
+          <w:p>
+            <w:r>
+              <w:t xml:space="preserve">Rs 5,000 Cr revenue and Rs 1,000+ Cr EBITDA, ~20% revenue CAGR with stable EBITDA margins</w:t>
+            </w:r>
+          </w:p>
+        </w:tc>
+      </w:tr>
+      <w:tr>
+        <w:tc>
+          <w:tcPr>
+            <w:tcW w:type="dxa" w:w="3200"/>
+            <w:shd w:fill="F2F2F2" w:val="clear"/>
+          </w:tcPr>
+          <w:p>
+            <w:r>
+              <w:rPr>
+                <w:b/>
+                <w:bCs/>
+              </w:rPr>
+              <w:t xml:space="preserve">Capital returns</w:t>
+            </w:r>
+          </w:p>
+        </w:tc>
+        <w:tc>
+          <w:tcPr>
+            <w:tcW w:type="dxa" w:w="5800"/>
+          </w:tcPr>
+          <w:p>
+            <w:r>
+              <w:t xml:space="preserve">Rs 10/share dividend declared at AGM; June-2025 QIP cancelled citing improved cash accrual</w:t>
             </w:r>
           </w:p>
         </w:tc>
@@ -223,7 +331,7 @@
         <w:spacing w:after="120"/>
       </w:pPr>
       <w:r>
-        <w:t xml:space="preserve">Profit growth has clearly accelerated through FY26: Q3FY26 alone delivered 76% YoY PAT growth on 23% revenue growth with expanding EBITDA margins (25.8% vs 23.3% YoY), and the company remains debt-free. The Prigiv JV with Givaudan commercialized in Oct 2024 and is ramping, giving a structural high-value revenue stream beyond commodity aroma chemicals. A cancelled QIP (June 2025, citing improved cash accrual) is a positive read on organic cash generation.</w:t>
+        <w:t xml:space="preserve">Privi is a genuine quality mid-cap: debt-free, ROCE ~21-22%, India's largest aroma-chemicals exporter with &gt;20% global share in ten products, a captive 51:49 JV with Givaudan, and management guiding ~Rs 5,000 Cr revenue / Rs 1,000+ Cr EBITDA over 3-4 years (~20% CAGR) self-funded via Rs 830-900 Cr of capex. Q1FY27 grew income 20% and PAT 36% with EBITDA margin ~24.6%. The important nuance from the deep read: the gross-margin tailwind that drove the FY26 surge has reversed - gross margin fell to 44.2% (from 51% a year earlier) as raw-material costs normalised and low-cost inventory ran off - and PAT growth has decelerated from +76% YoY in Q3FY26 to +36% in Q1FY27. Operating leverage kept EBITDA margin roughly flat. A scheme merging two subsidiaries into the listco is administrative. Recurring promoter block/bulk-deal selling (against ~74% holding) remains a watch-item. At ~40x earnings on a ~20% grower with the margin tailwind spent, the outsized-return case does not hold from this size; the quality-compounder case does.</w:t>
       </w:r>
     </w:p>
     <w:p>
@@ -232,7 +340,7 @@
         <w:spacing w:after="120" w:before="280"/>
       </w:pPr>
       <w:r>
-        <w:t xml:space="preserve">Technical Read (Weekly / Monthly MACD + Bollinger Bands, or RSI/CCI/Williams %R proxy)</w:t>
+        <w:t xml:space="preserve">Deep-Dive: Primary Documents (Annual Reports, Quarterly Results, Exchange Filings)</w:t>
       </w:r>
     </w:p>
     <w:p>
@@ -240,7 +348,509 @@
         <w:spacing w:after="120"/>
       </w:pPr>
       <w:r>
-        <w:t xml:space="preserve">Not pulled this pass -- proceeded on fundamentals/community strength, not chart timing.</w:t>
+        <w:rPr>
+          <w:i/>
+          <w:iCs/>
+          <w:color w:val="666666"/>
+          <w:sz w:val="18"/>
+          <w:szCs w:val="18"/>
+        </w:rPr>
+        <w:t xml:space="preserve">Pass 1 — 2026-09-08. Built from the company's own filings (3 years of annual reports, ~4 quarters of results/concalls, and 6 months of BSE/NSE announcements), read via the web — a deeper layer than the forum-sentiment read below.</w:t>
+      </w:r>
+    </w:p>
+    <w:p>
+      <w:pPr>
+        <w:spacing w:after="120"/>
+      </w:pPr>
+      <w:r>
+        <w:rPr>
+          <w:b/>
+          <w:bCs/>
+          <w:sz w:val="20"/>
+          <w:szCs w:val="20"/>
+        </w:rPr>
+        <w:t xml:space="preserve">Sources reviewed this pass:</w:t>
+      </w:r>
+    </w:p>
+    <w:p>
+      <w:pPr>
+        <w:pStyle w:val="ListParagraph"/>
+        <w:numPr>
+          <w:ilvl w:val="0"/>
+          <w:numId w:val="1"/>
+        </w:numPr>
+        <w:spacing w:after="60"/>
+      </w:pPr>
+      <w:r>
+        <w:t xml:space="preserve">Privi Speciality Chemicals Q1 FY27 result + investor PPT coverage (indianchemicalnews.com, whalesbook, scanx.trade, multibagg.ai): income Rs 681 Cr +20%, EBITDA Rs 167 Cr, PAT Rs 84.2 Cr +36%</w:t>
+      </w:r>
+    </w:p>
+    <w:p>
+      <w:pPr>
+        <w:pStyle w:val="ListParagraph"/>
+        <w:numPr>
+          <w:ilvl w:val="0"/>
+          <w:numId w:val="1"/>
+        </w:numPr>
+        <w:spacing w:after="60"/>
+      </w:pPr>
+      <w:r>
+        <w:t xml:space="preserve">Q1 FY27 earnings-call highlights (Yahoo Finance / GuruFocus, Quartr, Alpha Spread): capacity 48k-&gt;54k-&gt;66k MT by Sept 2027, capex Rs 830-900 Cr, subsidiary merger scheme, Rs 5,000 Cr / Rs 1,000 Cr EBITDA 3-4 yr guidance</w:t>
+      </w:r>
+    </w:p>
+    <w:p>
+      <w:pPr>
+        <w:pStyle w:val="ListParagraph"/>
+        <w:numPr>
+          <w:ilvl w:val="0"/>
+          <w:numId w:val="1"/>
+        </w:numPr>
+        <w:spacing w:after="60"/>
+      </w:pPr>
+      <w:r>
+        <w:t xml:space="preserve">Q1 FY27 margin detail: gross margin 44.2% vs 51% YoY on RM normalisation (multiple outlets)</w:t>
+      </w:r>
+    </w:p>
+    <w:p>
+      <w:pPr>
+        <w:pStyle w:val="ListParagraph"/>
+        <w:numPr>
+          <w:ilvl w:val="0"/>
+          <w:numId w:val="1"/>
+        </w:numPr>
+        <w:spacing w:after="60"/>
+      </w:pPr>
+      <w:r>
+        <w:t xml:space="preserve">AGM Rs 10 dividend (scanx.trade); June-2025 QIP cancellation (prior pass)</w:t>
+      </w:r>
+    </w:p>
+    <w:p>
+      <w:pPr>
+        <w:pStyle w:val="ListParagraph"/>
+        <w:numPr>
+          <w:ilvl w:val="0"/>
+          <w:numId w:val="1"/>
+        </w:numPr>
+        <w:spacing w:after="60"/>
+      </w:pPr>
+      <w:r>
+        <w:t xml:space="preserve">Full VP thread (57 posts, Jan 2022 - Apr 2026): Givaudan JV progress, MOSL Buy target Rs 3,900, recurring promoter block-sale watch-item</w:t>
+      </w:r>
+    </w:p>
+    <w:p>
+      <w:pPr>
+        <w:spacing w:after="120"/>
+      </w:pPr>
+      <w:r>
+        <w:rPr>
+          <w:b/>
+          <w:bCs/>
+          <w:sz w:val="20"/>
+          <w:szCs w:val="20"/>
+        </w:rPr>
+        <w:t xml:space="preserve">Annual-report findings (3-year view):</w:t>
+      </w:r>
+    </w:p>
+    <w:p>
+      <w:pPr>
+        <w:pStyle w:val="ListParagraph"/>
+        <w:numPr>
+          <w:ilvl w:val="0"/>
+          <w:numId w:val="1"/>
+        </w:numPr>
+        <w:spacing w:after="60"/>
+      </w:pPr>
+      <w:r>
+        <w:t xml:space="preserve">Debt-free balance sheet; ROCE ~21-22%, ROE ~24-26%; FY26 profit growth accelerated (Q3FY26 PAT +76% YoY) largely on a low-cost-inventory gross-margin benefit</w:t>
+      </w:r>
+    </w:p>
+    <w:p>
+      <w:pPr>
+        <w:pStyle w:val="ListParagraph"/>
+        <w:numPr>
+          <w:ilvl w:val="0"/>
+          <w:numId w:val="1"/>
+        </w:numPr>
+        <w:spacing w:after="60"/>
+      </w:pPr>
+      <w:r>
+        <w:t xml:space="preserve">Prigiv (51:49 Givaudan JV) commercialised Oct 2024 - a captive high-value offtake relationship</w:t>
+      </w:r>
+    </w:p>
+    <w:p>
+      <w:pPr>
+        <w:pStyle w:val="ListParagraph"/>
+        <w:numPr>
+          <w:ilvl w:val="0"/>
+          <w:numId w:val="1"/>
+        </w:numPr>
+        <w:spacing w:after="60"/>
+      </w:pPr>
+      <w:r>
+        <w:t xml:space="preserve">&gt;20% global share in ten aroma-chemical products; backward-integrated into alpha/beta pinene chemistry from rosin/turpentine</w:t>
+      </w:r>
+    </w:p>
+    <w:p>
+      <w:pPr>
+        <w:pStyle w:val="ListParagraph"/>
+        <w:numPr>
+          <w:ilvl w:val="0"/>
+          <w:numId w:val="1"/>
+        </w:numPr>
+        <w:spacing w:after="60"/>
+      </w:pPr>
+      <w:r>
+        <w:t xml:space="preserve">Rs 830-900 Cr capex planned over FY27 + next two years, funded primarily from internal accruals (bank borrowing only if needed at competitive rates)</w:t>
+      </w:r>
+    </w:p>
+    <w:p>
+      <w:pPr>
+        <w:pStyle w:val="ListParagraph"/>
+        <w:numPr>
+          <w:ilvl w:val="0"/>
+          <w:numId w:val="1"/>
+        </w:numPr>
+        <w:spacing w:after="60"/>
+      </w:pPr>
+      <w:r>
+        <w:t xml:space="preserve">Scheme merging Privi Fine Science and Privi Biotechnology into the listco - structure simplification, not a growth event</w:t>
+      </w:r>
+    </w:p>
+    <w:p>
+      <w:pPr>
+        <w:pStyle w:val="ListParagraph"/>
+        <w:numPr>
+          <w:ilvl w:val="0"/>
+          <w:numId w:val="1"/>
+        </w:numPr>
+        <w:spacing w:after="60"/>
+      </w:pPr>
+      <w:r>
+        <w:t xml:space="preserve">Promoter holding ~74%, with recurring block/bulk-deal selling (Jun 2025, Dec 2025-Jan 2026) - a monitored watch-item</w:t>
+      </w:r>
+    </w:p>
+    <w:p>
+      <w:pPr>
+        <w:spacing w:after="120"/>
+      </w:pPr>
+      <w:r>
+        <w:rPr>
+          <w:b/>
+          <w:bCs/>
+          <w:sz w:val="20"/>
+          <w:szCs w:val="20"/>
+        </w:rPr>
+        <w:t xml:space="preserve">Quarterly trend (last ~4 quarters + concall commentary):</w:t>
+      </w:r>
+    </w:p>
+    <w:p>
+      <w:pPr>
+        <w:pStyle w:val="ListParagraph"/>
+        <w:numPr>
+          <w:ilvl w:val="0"/>
+          <w:numId w:val="1"/>
+        </w:numPr>
+        <w:spacing w:after="60"/>
+      </w:pPr>
+      <w:r>
+        <w:t xml:space="preserve">Q3FY26 (Feb 2026): revenue +23% YoY, EBITDA +37% (margin 25.8% vs 23.3%), PAT +76% YoY - peak of the margin-tailwind acceleration</w:t>
+      </w:r>
+    </w:p>
+    <w:p>
+      <w:pPr>
+        <w:pStyle w:val="ListParagraph"/>
+        <w:numPr>
+          <w:ilvl w:val="0"/>
+          <w:numId w:val="1"/>
+        </w:numPr>
+        <w:spacing w:after="60"/>
+      </w:pPr>
+      <w:r>
+        <w:t xml:space="preserve">Q1FY27: total income Rs 681 Cr (+20% YoY), EBITDA Rs 167 Cr (+18.7%, margin 24.6%), PAT Rs 84.2 Cr (+36% YoY), EPS Rs 21.56 vs 15.85</w:t>
+      </w:r>
+    </w:p>
+    <w:p>
+      <w:pPr>
+        <w:pStyle w:val="ListParagraph"/>
+        <w:numPr>
+          <w:ilvl w:val="0"/>
+          <w:numId w:val="1"/>
+        </w:numPr>
+        <w:spacing w:after="60"/>
+      </w:pPr>
+      <w:r>
+        <w:t xml:space="preserve">Gross margin fell to 44.2% (from 51% YoY) as low-cost inventory ran off; operating leverage held EBITDA margin roughly flat</w:t>
+      </w:r>
+    </w:p>
+    <w:p>
+      <w:pPr>
+        <w:pStyle w:val="ListParagraph"/>
+        <w:numPr>
+          <w:ilvl w:val="0"/>
+          <w:numId w:val="1"/>
+        </w:numPr>
+        <w:spacing w:after="60"/>
+      </w:pPr>
+      <w:r>
+        <w:t xml:space="preserve">PAT growth decelerated Q3FY26 +76% -&gt; Q1FY27 +36% - the growth is still strong but the exceptional phase has passed</w:t>
+      </w:r>
+    </w:p>
+    <w:p>
+      <w:pPr>
+        <w:spacing w:after="120"/>
+      </w:pPr>
+      <w:r>
+        <w:rPr>
+          <w:b/>
+          <w:bCs/>
+          <w:sz w:val="20"/>
+          <w:szCs w:val="20"/>
+        </w:rPr>
+        <w:t xml:space="preserve">Exchange announcements (last 6 months):</w:t>
+      </w:r>
+    </w:p>
+    <w:p>
+      <w:pPr>
+        <w:pStyle w:val="ListParagraph"/>
+        <w:numPr>
+          <w:ilvl w:val="0"/>
+          <w:numId w:val="1"/>
+        </w:numPr>
+        <w:spacing w:after="60"/>
+      </w:pPr>
+      <w:r>
+        <w:t xml:space="preserve">Q1FY27 result (concall 31-Jul-2026): PAT +36% YoY; capacity expansion 'progressing as planned'</w:t>
+      </w:r>
+    </w:p>
+    <w:p>
+      <w:pPr>
+        <w:pStyle w:val="ListParagraph"/>
+        <w:numPr>
+          <w:ilvl w:val="0"/>
+          <w:numId w:val="1"/>
+        </w:numPr>
+        <w:spacing w:after="60"/>
+      </w:pPr>
+      <w:r>
+        <w:t xml:space="preserve">Rs 10/share dividend declared at AGM</w:t>
+      </w:r>
+    </w:p>
+    <w:p>
+      <w:pPr>
+        <w:pStyle w:val="ListParagraph"/>
+        <w:numPr>
+          <w:ilvl w:val="0"/>
+          <w:numId w:val="1"/>
+        </w:numPr>
+        <w:spacing w:after="60"/>
+      </w:pPr>
+      <w:r>
+        <w:t xml:space="preserve">Merger scheme: Privi Fine Science + Privi Biotechnology into the listco</w:t>
+      </w:r>
+    </w:p>
+    <w:p>
+      <w:pPr>
+        <w:pStyle w:val="ListParagraph"/>
+        <w:numPr>
+          <w:ilvl w:val="0"/>
+          <w:numId w:val="1"/>
+        </w:numPr>
+        <w:spacing w:after="60"/>
+      </w:pPr>
+      <w:r>
+        <w:t xml:space="preserve">Capex plan Rs 830-900 Cr over three years, mostly internal accruals</w:t>
+      </w:r>
+    </w:p>
+    <w:p>
+      <w:pPr>
+        <w:pStyle w:val="ListParagraph"/>
+        <w:numPr>
+          <w:ilvl w:val="0"/>
+          <w:numId w:val="1"/>
+        </w:numPr>
+        <w:spacing w:after="60"/>
+      </w:pPr>
+      <w:r>
+        <w:t xml:space="preserve">Guidance reiterated: Rs 5,000 Cr revenue / Rs 1,000+ Cr EBITDA in 3-4 years</w:t>
+      </w:r>
+    </w:p>
+    <w:p>
+      <w:pPr>
+        <w:pStyle w:val="ListParagraph"/>
+        <w:numPr>
+          <w:ilvl w:val="0"/>
+          <w:numId w:val="1"/>
+        </w:numPr>
+        <w:spacing w:after="60"/>
+      </w:pPr>
+      <w:r>
+        <w:t xml:space="preserve">No regulatory-adverse disclosures this pass</w:t>
+      </w:r>
+    </w:p>
+    <w:p>
+      <w:pPr>
+        <w:spacing w:after="120"/>
+      </w:pPr>
+      <w:r>
+        <w:rPr>
+          <w:b/>
+          <w:bCs/>
+          <w:sz w:val="20"/>
+          <w:szCs w:val="20"/>
+        </w:rPr>
+        <w:t xml:space="preserve">Key new facts vs. the prior write-up:</w:t>
+      </w:r>
+    </w:p>
+    <w:p>
+      <w:pPr>
+        <w:pStyle w:val="ListParagraph"/>
+        <w:numPr>
+          <w:ilvl w:val="0"/>
+          <w:numId w:val="1"/>
+        </w:numPr>
+        <w:spacing w:after="60"/>
+      </w:pPr>
+      <w:r>
+        <w:t xml:space="preserve">The gross-margin tailwind reversed - gross margin 44.2% vs 51% YoY - so FY26's exceptional profit growth was partly a low-cost-inventory effect that is now unwinding</w:t>
+      </w:r>
+    </w:p>
+    <w:p>
+      <w:pPr>
+        <w:pStyle w:val="ListParagraph"/>
+        <w:numPr>
+          <w:ilvl w:val="0"/>
+          <w:numId w:val="1"/>
+        </w:numPr>
+        <w:spacing w:after="60"/>
+      </w:pPr>
+      <w:r>
+        <w:t xml:space="preserve">PAT growth decelerated from +76% (Q3FY26) to +36% (Q1FY27), still solid and roughly in line with the ~20% CAGR guidance</w:t>
+      </w:r>
+    </w:p>
+    <w:p>
+      <w:pPr>
+        <w:pStyle w:val="ListParagraph"/>
+        <w:numPr>
+          <w:ilvl w:val="0"/>
+          <w:numId w:val="1"/>
+        </w:numPr>
+        <w:spacing w:after="60"/>
+      </w:pPr>
+      <w:r>
+        <w:t xml:space="preserve">Capacity roadmap is concrete: 48k -&gt; 54k MT shortly -&gt; 66k MT by Sept 2027, self-funded</w:t>
+      </w:r>
+    </w:p>
+    <w:p>
+      <w:pPr>
+        <w:pStyle w:val="ListParagraph"/>
+        <w:numPr>
+          <w:ilvl w:val="0"/>
+          <w:numId w:val="1"/>
+        </w:numPr>
+        <w:spacing w:after="60"/>
+      </w:pPr>
+      <w:r>
+        <w:t xml:space="preserve">Guidance frames the business as a ~20% compounder (Rs 5,000 Cr / Rs 1,000 Cr EBITDA in 3-4 years), not a multibagger from Rs 13,600 Cr</w:t>
+      </w:r>
+    </w:p>
+    <w:p>
+      <w:pPr>
+        <w:pStyle w:val="ListParagraph"/>
+        <w:numPr>
+          <w:ilvl w:val="0"/>
+          <w:numId w:val="1"/>
+        </w:numPr>
+        <w:spacing w:after="60"/>
+      </w:pPr>
+      <w:r>
+        <w:t xml:space="preserve">Subsidiary merger is administrative; Rs 10 dividend paid; QIP earlier cancelled - all consistent with self-funded growth</w:t>
+      </w:r>
+    </w:p>
+    <w:p>
+      <w:pPr>
+        <w:spacing w:after="120"/>
+      </w:pPr>
+      <w:r>
+        <w:rPr>
+          <w:b/>
+          <w:bCs/>
+          <w:sz w:val="20"/>
+          <w:szCs w:val="20"/>
+        </w:rPr>
+        <w:t xml:space="preserve">Open questions / what to watch:</w:t>
+      </w:r>
+    </w:p>
+    <w:p>
+      <w:pPr>
+        <w:pStyle w:val="ListParagraph"/>
+        <w:numPr>
+          <w:ilvl w:val="0"/>
+          <w:numId w:val="1"/>
+        </w:numPr>
+        <w:spacing w:after="60"/>
+      </w:pPr>
+      <w:r>
+        <w:t xml:space="preserve">Does EBITDA margin hold at ~24-26% now that the gross-margin tailwind is spent, or drift toward the low-20s?</w:t>
+      </w:r>
+    </w:p>
+    <w:p>
+      <w:pPr>
+        <w:pStyle w:val="ListParagraph"/>
+        <w:numPr>
+          <w:ilvl w:val="0"/>
+          <w:numId w:val="1"/>
+        </w:numPr>
+        <w:spacing w:after="60"/>
+      </w:pPr>
+      <w:r>
+        <w:t xml:space="preserve">How fast does the Prigiv/Givaudan JV actually scale, and what share of revenue/EBITDA does it reach?</w:t>
+      </w:r>
+    </w:p>
+    <w:p>
+      <w:pPr>
+        <w:pStyle w:val="ListParagraph"/>
+        <w:numPr>
+          <w:ilvl w:val="0"/>
+          <w:numId w:val="1"/>
+        </w:numPr>
+        <w:spacing w:after="60"/>
+      </w:pPr>
+      <w:r>
+        <w:t xml:space="preserve">Will promoter block/bulk-deal selling continue, and why - against ~74% holding it is tolerable but unexplained</w:t>
+      </w:r>
+    </w:p>
+    <w:p>
+      <w:pPr>
+        <w:pStyle w:val="ListParagraph"/>
+        <w:numPr>
+          <w:ilvl w:val="0"/>
+          <w:numId w:val="1"/>
+        </w:numPr>
+        <w:spacing w:after="60"/>
+      </w:pPr>
+      <w:r>
+        <w:t xml:space="preserve">Do the 54k and 66k MT capacity milestones land on the stated schedule (shortly / Sept 2027)?</w:t>
+      </w:r>
+    </w:p>
+    <w:p>
+      <w:pPr>
+        <w:spacing w:after="120" w:before="120"/>
+      </w:pPr>
+      <w:r>
+        <w:rPr>
+          <w:b/>
+          <w:bCs/>
+          <w:sz w:val="20"/>
+          <w:szCs w:val="20"/>
+        </w:rPr>
+        <w:t xml:space="preserve">Conviction impact: </w:t>
+      </w:r>
+      <w:r>
+        <w:rPr>
+          <w:sz w:val="20"/>
+          <w:szCs w:val="20"/>
+        </w:rPr>
+        <w:t xml:space="preserve">Medium -&gt; Medium (thesis_fit 10x-in-2-3-years -&gt; neither). The deep read confirms a genuine debt-free ~20% compounder with a real aroma-chemicals moat, captive Givaudan JV and self-funded capex, but also that the FY26 profit surge was partly a low-cost-inventory margin effect that has now reversed (gross margin 44.2% vs 51%), with PAT growth decelerating to +36%. At ~Rs 13,600 Cr and ~40x a 2-3 year 10x is size-blocked. Quality supports Medium; nothing supports an outsized-return label.</w:t>
       </w:r>
     </w:p>
     <w:p>
@@ -249,7 +859,7 @@
         <w:spacing w:after="120" w:before="280"/>
       </w:pPr>
       <w:r>
-        <w:t xml:space="preserve">ValuePickr Community Signal</w:t>
+        <w:t xml:space="preserve">Guidance &amp; Expectation Gap</w:t>
       </w:r>
     </w:p>
     <w:p>
@@ -257,7 +867,14 @@
         <w:spacing w:after="120"/>
       </w:pPr>
       <w:r>
-        <w:t xml:space="preserve">Read the full 57-post thread (single batch, no escalation needed) spanning Jan 2022 to Apr 2026. Early sentiment cautious after a 2022 margin miss (freight/RM cost spikes, a Maharashtra Pollution Board notice management downplayed). Sentiment turned structurally positive from 2024 as Q3FY24 results beat sharply and the Givaudan JV progressed; by Q3FY26 (Feb 2026) posts confirm broad-based margin expansion (MOSL initiated Buy, target Rs 3,900). Recurring watch-item: promoter (Bhaktavatsala Doppalapudi) periodic block-sale/bulk-deal activity (Jun 2025, Dec 2025) despite very high promoter holding (74%), which the community has flagged but not treated as disqualifying.</w:t>
+        <w:rPr>
+          <w:i/>
+          <w:iCs/>
+          <w:color w:val="666666"/>
+          <w:sz w:val="18"/>
+          <w:szCs w:val="18"/>
+        </w:rPr>
+        <w:t xml:space="preserve">Management guidance decoded into commitments, graded on the expectation → action → operational → commercial → financial ladder, then compared to what the current price appears to assume. Method: playbook/guidance-and-expectation-gap.md.</w:t>
       </w:r>
     </w:p>
     <w:p>
@@ -271,14 +888,1063 @@
           <w:sz w:val="20"/>
           <w:szCs w:val="20"/>
         </w:rPr>
-        <w:t xml:space="preserve">High-conviction call from a top contributor: </w:t>
-      </w:r>
-      <w:r>
-        <w:rPr>
-          <w:sz w:val="20"/>
-          <w:szCs w:val="20"/>
-        </w:rPr>
-        <w:t xml:space="preserve">No single trusted-roster user staked a strong 'primary holding' claim in this thread; several elevated-tier users (Sid_Mathew, Vivek_6954, basumallick, Gautam_Chopra, vikasbargale) posted informational updates (concall notes, broker targets) rather than conviction calls. The state.json sourcing signal (joinjp2003, 2% portfolio weight) currently shows a loss (-6.01%), i.e. a modest/negative real-money data point rather than a strong endorsement.</w:t>
+        <w:t xml:space="preserve">Commitment ladder (most-proven first):</w:t>
+      </w:r>
+    </w:p>
+    <w:tbl>
+      <w:tblPr>
+        <w:tblW w:type="dxa" w:w="9000"/>
+        <w:tblBorders>
+          <w:top w:val="single" w:color="auto" w:sz="4"/>
+          <w:left w:val="single" w:color="auto" w:sz="4"/>
+          <w:bottom w:val="single" w:color="auto" w:sz="4"/>
+          <w:right w:val="single" w:color="auto" w:sz="4"/>
+          <w:insideH w:val="single" w:color="auto" w:sz="4"/>
+          <w:insideV w:val="single" w:color="auto" w:sz="4"/>
+        </w:tblBorders>
+      </w:tblPr>
+      <w:tblGrid>
+        <w:gridCol w:w="1100"/>
+        <w:gridCol w:w="2600"/>
+        <w:gridCol w:w="2400"/>
+        <w:gridCol w:w="900"/>
+        <w:gridCol w:w="1200"/>
+        <w:gridCol w:w="800"/>
+      </w:tblGrid>
+      <w:tr>
+        <w:trPr>
+          <w:tblHeader/>
+        </w:trPr>
+        <w:tc>
+          <w:tcPr>
+            <w:tcW w:type="dxa" w:w="1100"/>
+            <w:shd w:fill="F2F2F2" w:val="clear"/>
+          </w:tcPr>
+          <w:p>
+            <w:r>
+              <w:rPr>
+                <w:b/>
+                <w:bCs/>
+                <w:sz w:val="18"/>
+                <w:szCs w:val="18"/>
+              </w:rPr>
+              <w:t xml:space="preserve">Area</w:t>
+            </w:r>
+          </w:p>
+        </w:tc>
+        <w:tc>
+          <w:tcPr>
+            <w:tcW w:type="dxa" w:w="2600"/>
+            <w:shd w:fill="F2F2F2" w:val="clear"/>
+          </w:tcPr>
+          <w:p>
+            <w:r>
+              <w:rPr>
+                <w:b/>
+                <w:bCs/>
+                <w:sz w:val="18"/>
+                <w:szCs w:val="18"/>
+              </w:rPr>
+              <w:t xml:space="preserve">Commitment</w:t>
+            </w:r>
+          </w:p>
+        </w:tc>
+        <w:tc>
+          <w:tcPr>
+            <w:tcW w:type="dxa" w:w="2400"/>
+            <w:shd w:fill="F2F2F2" w:val="clear"/>
+          </w:tcPr>
+          <w:p>
+            <w:r>
+              <w:rPr>
+                <w:b/>
+                <w:bCs/>
+                <w:sz w:val="18"/>
+                <w:szCs w:val="18"/>
+              </w:rPr>
+              <w:t xml:space="preserve">Specifics</w:t>
+            </w:r>
+          </w:p>
+        </w:tc>
+        <w:tc>
+          <w:tcPr>
+            <w:tcW w:type="dxa" w:w="900"/>
+            <w:shd w:fill="F2F2F2" w:val="clear"/>
+          </w:tcPr>
+          <w:p>
+            <w:r>
+              <w:rPr>
+                <w:b/>
+                <w:bCs/>
+                <w:sz w:val="18"/>
+                <w:szCs w:val="18"/>
+              </w:rPr>
+              <w:t xml:space="preserve">By when</w:t>
+            </w:r>
+          </w:p>
+        </w:tc>
+        <w:tc>
+          <w:tcPr>
+            <w:tcW w:type="dxa" w:w="1200"/>
+            <w:shd w:fill="F2F2F2" w:val="clear"/>
+          </w:tcPr>
+          <w:p>
+            <w:r>
+              <w:rPr>
+                <w:b/>
+                <w:bCs/>
+                <w:sz w:val="18"/>
+                <w:szCs w:val="18"/>
+              </w:rPr>
+              <w:t xml:space="preserve">Stage</w:t>
+            </w:r>
+          </w:p>
+        </w:tc>
+        <w:tc>
+          <w:tcPr>
+            <w:tcW w:type="dxa" w:w="800"/>
+            <w:shd w:fill="F2F2F2" w:val="clear"/>
+          </w:tcPr>
+          <w:p>
+            <w:r>
+              <w:rPr>
+                <w:b/>
+                <w:bCs/>
+                <w:sz w:val="18"/>
+                <w:szCs w:val="18"/>
+              </w:rPr>
+              <w:t xml:space="preserve">Thesis-critical</w:t>
+            </w:r>
+          </w:p>
+        </w:tc>
+      </w:tr>
+      <w:tr>
+        <w:tc>
+          <w:tcPr>
+            <w:tcW w:type="dxa" w:w="1100"/>
+          </w:tcPr>
+          <w:p>
+            <w:r>
+              <w:rPr>
+                <w:b w:val="false"/>
+                <w:bCs w:val="false"/>
+                <w:sz w:val="18"/>
+                <w:szCs w:val="18"/>
+              </w:rPr>
+              <w:t xml:space="preserve">capacity</w:t>
+            </w:r>
+          </w:p>
+        </w:tc>
+        <w:tc>
+          <w:tcPr>
+            <w:tcW w:type="dxa" w:w="2600"/>
+          </w:tcPr>
+          <w:p>
+            <w:r>
+              <w:rPr>
+                <w:b w:val="false"/>
+                <w:bCs w:val="false"/>
+                <w:sz w:val="18"/>
+                <w:szCs w:val="18"/>
+              </w:rPr>
+              <w:t xml:space="preserve">Expand aroma-chemical capacity 48,000 -&gt; 54,000 -&gt; 66,000 MT</w:t>
+            </w:r>
+          </w:p>
+        </w:tc>
+        <w:tc>
+          <w:tcPr>
+            <w:tcW w:type="dxa" w:w="2400"/>
+          </w:tcPr>
+          <w:p>
+            <w:r>
+              <w:rPr>
+                <w:b w:val="false"/>
+                <w:bCs w:val="false"/>
+                <w:sz w:val="18"/>
+                <w:szCs w:val="18"/>
+              </w:rPr>
+              <w:t xml:space="preserve">54k MT 'shortly'; 66k MT by September 2027</w:t>
+            </w:r>
+          </w:p>
+        </w:tc>
+        <w:tc>
+          <w:tcPr>
+            <w:tcW w:type="dxa" w:w="900"/>
+          </w:tcPr>
+          <w:p>
+            <w:r>
+              <w:rPr>
+                <w:b w:val="false"/>
+                <w:bCs w:val="false"/>
+                <w:sz w:val="18"/>
+                <w:szCs w:val="18"/>
+              </w:rPr>
+              <w:t xml:space="preserve">FY28</w:t>
+            </w:r>
+          </w:p>
+        </w:tc>
+        <w:tc>
+          <w:tcPr>
+            <w:tcW w:type="dxa" w:w="1200"/>
+          </w:tcPr>
+          <w:p>
+            <w:r>
+              <w:rPr>
+                <w:b w:val="false"/>
+                <w:bCs w:val="false"/>
+                <w:sz w:val="18"/>
+                <w:szCs w:val="18"/>
+              </w:rPr>
+              <w:t xml:space="preserve">operational</w:t>
+            </w:r>
+          </w:p>
+        </w:tc>
+        <w:tc>
+          <w:tcPr>
+            <w:tcW w:type="dxa" w:w="800"/>
+          </w:tcPr>
+          <w:p>
+            <w:r>
+              <w:rPr>
+                <w:b w:val="false"/>
+                <w:bCs w:val="false"/>
+                <w:sz w:val="18"/>
+                <w:szCs w:val="18"/>
+              </w:rPr>
+              <w:t xml:space="preserve">yes</w:t>
+            </w:r>
+          </w:p>
+        </w:tc>
+      </w:tr>
+      <w:tr>
+        <w:tc>
+          <w:tcPr>
+            <w:tcW w:type="dxa" w:w="1100"/>
+          </w:tcPr>
+          <w:p>
+            <w:r>
+              <w:rPr>
+                <w:b w:val="false"/>
+                <w:bCs w:val="false"/>
+                <w:sz w:val="18"/>
+                <w:szCs w:val="18"/>
+              </w:rPr>
+              <w:t xml:space="preserve">growth</w:t>
+            </w:r>
+          </w:p>
+        </w:tc>
+        <w:tc>
+          <w:tcPr>
+            <w:tcW w:type="dxa" w:w="2600"/>
+          </w:tcPr>
+          <w:p>
+            <w:r>
+              <w:rPr>
+                <w:b w:val="false"/>
+                <w:bCs w:val="false"/>
+                <w:sz w:val="18"/>
+                <w:szCs w:val="18"/>
+              </w:rPr>
+              <w:t xml:space="preserve">Reach ~Rs 5,000 Cr revenue and Rs 1,000+ Cr EBITDA in 3-4 years</w:t>
+            </w:r>
+          </w:p>
+        </w:tc>
+        <w:tc>
+          <w:tcPr>
+            <w:tcW w:type="dxa" w:w="2400"/>
+          </w:tcPr>
+          <w:p>
+            <w:r>
+              <w:rPr>
+                <w:b w:val="false"/>
+                <w:bCs w:val="false"/>
+                <w:sz w:val="18"/>
+                <w:szCs w:val="18"/>
+              </w:rPr>
+              <w:t xml:space="preserve">from ~Rs 2,700 Cr revenue / ~Rs 670 Cr EBITDA run-rate; ~20% CAGR, stable margins</w:t>
+            </w:r>
+          </w:p>
+        </w:tc>
+        <w:tc>
+          <w:tcPr>
+            <w:tcW w:type="dxa" w:w="900"/>
+          </w:tcPr>
+          <w:p>
+            <w:r>
+              <w:rPr>
+                <w:b w:val="false"/>
+                <w:bCs w:val="false"/>
+                <w:sz w:val="18"/>
+                <w:szCs w:val="18"/>
+              </w:rPr>
+              <w:t xml:space="preserve">beyond</w:t>
+            </w:r>
+          </w:p>
+        </w:tc>
+        <w:tc>
+          <w:tcPr>
+            <w:tcW w:type="dxa" w:w="1200"/>
+          </w:tcPr>
+          <w:p>
+            <w:r>
+              <w:rPr>
+                <w:b w:val="false"/>
+                <w:bCs w:val="false"/>
+                <w:sz w:val="18"/>
+                <w:szCs w:val="18"/>
+              </w:rPr>
+              <w:t xml:space="preserve">expectation</w:t>
+            </w:r>
+          </w:p>
+        </w:tc>
+        <w:tc>
+          <w:tcPr>
+            <w:tcW w:type="dxa" w:w="800"/>
+          </w:tcPr>
+          <w:p>
+            <w:r>
+              <w:rPr>
+                <w:b w:val="false"/>
+                <w:bCs w:val="false"/>
+                <w:sz w:val="18"/>
+                <w:szCs w:val="18"/>
+              </w:rPr>
+              <w:t xml:space="preserve">yes</w:t>
+            </w:r>
+          </w:p>
+        </w:tc>
+      </w:tr>
+      <w:tr>
+        <w:tc>
+          <w:tcPr>
+            <w:tcW w:type="dxa" w:w="1100"/>
+          </w:tcPr>
+          <w:p>
+            <w:r>
+              <w:rPr>
+                <w:b w:val="false"/>
+                <w:bCs w:val="false"/>
+                <w:sz w:val="18"/>
+                <w:szCs w:val="18"/>
+              </w:rPr>
+              <w:t xml:space="preserve">capex</w:t>
+            </w:r>
+          </w:p>
+        </w:tc>
+        <w:tc>
+          <w:tcPr>
+            <w:tcW w:type="dxa" w:w="2600"/>
+          </w:tcPr>
+          <w:p>
+            <w:r>
+              <w:rPr>
+                <w:b w:val="false"/>
+                <w:bCs w:val="false"/>
+                <w:sz w:val="18"/>
+                <w:szCs w:val="18"/>
+              </w:rPr>
+              <w:t xml:space="preserve">Rs 830-900 Cr capex over FY27 + next two years, mostly internal accruals</w:t>
+            </w:r>
+          </w:p>
+        </w:tc>
+        <w:tc>
+          <w:tcPr>
+            <w:tcW w:type="dxa" w:w="2400"/>
+          </w:tcPr>
+          <w:p>
+            <w:r>
+              <w:rPr>
+                <w:b w:val="false"/>
+                <w:bCs w:val="false"/>
+                <w:sz w:val="18"/>
+                <w:szCs w:val="18"/>
+              </w:rPr>
+              <w:t xml:space="preserve">bank/institutional borrowing only if needed at competitive rates</w:t>
+            </w:r>
+          </w:p>
+        </w:tc>
+        <w:tc>
+          <w:tcPr>
+            <w:tcW w:type="dxa" w:w="900"/>
+          </w:tcPr>
+          <w:p>
+            <w:r>
+              <w:rPr>
+                <w:b w:val="false"/>
+                <w:bCs w:val="false"/>
+                <w:sz w:val="18"/>
+                <w:szCs w:val="18"/>
+              </w:rPr>
+              <w:t xml:space="preserve">FY28</w:t>
+            </w:r>
+          </w:p>
+        </w:tc>
+        <w:tc>
+          <w:tcPr>
+            <w:tcW w:type="dxa" w:w="1200"/>
+          </w:tcPr>
+          <w:p>
+            <w:r>
+              <w:rPr>
+                <w:b w:val="false"/>
+                <w:bCs w:val="false"/>
+                <w:sz w:val="18"/>
+                <w:szCs w:val="18"/>
+              </w:rPr>
+              <w:t xml:space="preserve">action</w:t>
+            </w:r>
+          </w:p>
+        </w:tc>
+        <w:tc>
+          <w:tcPr>
+            <w:tcW w:type="dxa" w:w="800"/>
+          </w:tcPr>
+          <w:p>
+            <w:r>
+              <w:rPr>
+                <w:b w:val="false"/>
+                <w:bCs w:val="false"/>
+                <w:sz w:val="18"/>
+                <w:szCs w:val="18"/>
+              </w:rPr>
+              <w:t xml:space="preserve"/>
+            </w:r>
+          </w:p>
+        </w:tc>
+      </w:tr>
+      <w:tr>
+        <w:tc>
+          <w:tcPr>
+            <w:tcW w:type="dxa" w:w="1100"/>
+          </w:tcPr>
+          <w:p>
+            <w:r>
+              <w:rPr>
+                <w:b w:val="false"/>
+                <w:bCs w:val="false"/>
+                <w:sz w:val="18"/>
+                <w:szCs w:val="18"/>
+              </w:rPr>
+              <w:t xml:space="preserve">strategy</w:t>
+            </w:r>
+          </w:p>
+        </w:tc>
+        <w:tc>
+          <w:tcPr>
+            <w:tcW w:type="dxa" w:w="2600"/>
+          </w:tcPr>
+          <w:p>
+            <w:r>
+              <w:rPr>
+                <w:b w:val="false"/>
+                <w:bCs w:val="false"/>
+                <w:sz w:val="18"/>
+                <w:szCs w:val="18"/>
+              </w:rPr>
+              <w:t xml:space="preserve">Merge Privi Fine Science and Privi Biotechnology into the listco</w:t>
+            </w:r>
+          </w:p>
+        </w:tc>
+        <w:tc>
+          <w:tcPr>
+            <w:tcW w:type="dxa" w:w="2400"/>
+          </w:tcPr>
+          <w:p>
+            <w:r>
+              <w:rPr>
+                <w:b w:val="false"/>
+                <w:bCs w:val="false"/>
+                <w:sz w:val="18"/>
+                <w:szCs w:val="18"/>
+              </w:rPr>
+              <w:t xml:space="preserve">structure simplification / efficiency</w:t>
+            </w:r>
+          </w:p>
+        </w:tc>
+        <w:tc>
+          <w:tcPr>
+            <w:tcW w:type="dxa" w:w="900"/>
+          </w:tcPr>
+          <w:p>
+            <w:r>
+              <w:rPr>
+                <w:b w:val="false"/>
+                <w:bCs w:val="false"/>
+                <w:sz w:val="18"/>
+                <w:szCs w:val="18"/>
+              </w:rPr>
+              <w:t xml:space="preserve">FY27</w:t>
+            </w:r>
+          </w:p>
+        </w:tc>
+        <w:tc>
+          <w:tcPr>
+            <w:tcW w:type="dxa" w:w="1200"/>
+          </w:tcPr>
+          <w:p>
+            <w:r>
+              <w:rPr>
+                <w:b w:val="false"/>
+                <w:bCs w:val="false"/>
+                <w:sz w:val="18"/>
+                <w:szCs w:val="18"/>
+              </w:rPr>
+              <w:t xml:space="preserve">action</w:t>
+            </w:r>
+          </w:p>
+        </w:tc>
+        <w:tc>
+          <w:tcPr>
+            <w:tcW w:type="dxa" w:w="800"/>
+          </w:tcPr>
+          <w:p>
+            <w:r>
+              <w:rPr>
+                <w:b w:val="false"/>
+                <w:bCs w:val="false"/>
+                <w:sz w:val="18"/>
+                <w:szCs w:val="18"/>
+              </w:rPr>
+              <w:t xml:space="preserve"/>
+            </w:r>
+          </w:p>
+        </w:tc>
+      </w:tr>
+    </w:tbl>
+    <w:p>
+      <w:pPr>
+        <w:spacing w:after="60" w:before="120"/>
+      </w:pPr>
+      <w:r>
+        <w:rPr>
+          <w:b/>
+          <w:bCs/>
+          <w:sz w:val="20"/>
+          <w:szCs w:val="20"/>
+        </w:rPr>
+        <w:t xml:space="preserve">Earnings chain: </w:t>
+      </w:r>
+      <w:r>
+        <w:rPr>
+          <w:b w:val="false"/>
+          <w:bCs w:val="false"/>
+          <w:sz w:val="20"/>
+          <w:szCs w:val="20"/>
+        </w:rPr>
+        <w:t xml:space="preserve">fragrance/flavour demand + China+1</w:t>
+      </w:r>
+      <w:r>
+        <w:rPr>
+          <w:color w:val="666666"/>
+          <w:sz w:val="20"/>
+          <w:szCs w:val="20"/>
+        </w:rPr>
+        <w:t xml:space="preserve"> → </w:t>
+      </w:r>
+      <w:r>
+        <w:rPr>
+          <w:b w:val="false"/>
+          <w:bCs w:val="false"/>
+          <w:sz w:val="20"/>
+          <w:szCs w:val="20"/>
+        </w:rPr>
+        <w:t xml:space="preserve">capacity expansion (48k -&gt; 66k MT)</w:t>
+      </w:r>
+      <w:r>
+        <w:rPr>
+          <w:color w:val="666666"/>
+          <w:sz w:val="20"/>
+          <w:szCs w:val="20"/>
+        </w:rPr>
+        <w:t xml:space="preserve"> → </w:t>
+      </w:r>
+      <w:r>
+        <w:rPr>
+          <w:b w:val="false"/>
+          <w:bCs w:val="false"/>
+          <w:sz w:val="20"/>
+          <w:szCs w:val="20"/>
+        </w:rPr>
+        <w:t xml:space="preserve">revenue growth ~20%</w:t>
+      </w:r>
+      <w:r>
+        <w:rPr>
+          <w:color w:val="666666"/>
+          <w:sz w:val="20"/>
+          <w:szCs w:val="20"/>
+        </w:rPr>
+        <w:t xml:space="preserve"> → </w:t>
+      </w:r>
+      <w:r>
+        <w:rPr>
+          <w:b w:val="false"/>
+          <w:bCs w:val="false"/>
+          <w:sz w:val="20"/>
+          <w:szCs w:val="20"/>
+        </w:rPr>
+        <w:t xml:space="preserve">Prigiv/Givaudan JV mix + operating leverage</w:t>
+      </w:r>
+      <w:r>
+        <w:rPr>
+          <w:color w:val="666666"/>
+          <w:sz w:val="20"/>
+          <w:szCs w:val="20"/>
+        </w:rPr>
+        <w:t xml:space="preserve"> → </w:t>
+      </w:r>
+      <w:r>
+        <w:rPr>
+          <w:b w:val="false"/>
+          <w:bCs w:val="false"/>
+          <w:sz w:val="20"/>
+          <w:szCs w:val="20"/>
+        </w:rPr>
+        <w:t xml:space="preserve">EBITDA margin ~24-26%</w:t>
+      </w:r>
+      <w:r>
+        <w:rPr>
+          <w:color w:val="666666"/>
+          <w:sz w:val="20"/>
+          <w:szCs w:val="20"/>
+        </w:rPr>
+        <w:t xml:space="preserve"> → </w:t>
+      </w:r>
+      <w:r>
+        <w:rPr>
+          <w:b w:val="false"/>
+          <w:bCs w:val="false"/>
+          <w:sz w:val="20"/>
+          <w:szCs w:val="20"/>
+        </w:rPr>
+        <w:t xml:space="preserve">PAT growth</w:t>
+      </w:r>
+      <w:r>
+        <w:rPr>
+          <w:color w:val="666666"/>
+          <w:sz w:val="20"/>
+          <w:szCs w:val="20"/>
+        </w:rPr>
+        <w:t xml:space="preserve"> → </w:t>
+      </w:r>
+      <w:r>
+        <w:rPr>
+          <w:b w:val="false"/>
+          <w:bCs w:val="false"/>
+          <w:sz w:val="20"/>
+          <w:szCs w:val="20"/>
+        </w:rPr>
+        <w:t xml:space="preserve">FCF (self-funds capex)</w:t>
+      </w:r>
+    </w:p>
+    <w:p>
+      <w:pPr>
+        <w:spacing w:after="120"/>
+      </w:pPr>
+      <w:r>
+        <w:rPr>
+          <w:color w:val="666666"/>
+          <w:sz w:val="18"/>
+          <w:szCs w:val="18"/>
+        </w:rPr>
+        <w:t xml:space="preserve">Bottleneck link: EBITDA margin ~24-26% (gross-margin tailwind now reversed).</w:t>
+      </w:r>
+    </w:p>
+    <w:p>
+      <w:pPr>
+        <w:spacing w:after="120"/>
+      </w:pPr>
+      <w:r>
+        <w:rPr>
+          <w:color w:val="666666"/>
+          <w:sz w:val="18"/>
+          <w:szCs w:val="18"/>
+        </w:rPr>
+        <w:t xml:space="preserve">Operating leverage: yes - Q1FY27 held EBITDA margin ~24.6% and grew PAT 36% despite gross margin falling ~680bps YoY</w:t>
+      </w:r>
+    </w:p>
+    <w:p>
+      <w:pPr>
+        <w:spacing w:after="120"/>
+      </w:pPr>
+      <w:r>
+        <w:rPr>
+          <w:color w:val="666666"/>
+          <w:sz w:val="18"/>
+          <w:szCs w:val="18"/>
+        </w:rPr>
+        <w:t xml:space="preserve">Evidenced: fragrance/flavour demand + China+1; capacity expansion (48k -&gt; 66k MT); revenue growth ~20%; FCF (self-funds capex). Still assumed: Prigiv/Givaudan JV mix + operating leverage; EBITDA margin ~24-26%; PAT growth.</w:t>
+      </w:r>
+    </w:p>
+    <w:p>
+      <w:pPr>
+        <w:spacing w:after="120"/>
+      </w:pPr>
+      <w:r>
+        <w:rPr>
+          <w:b/>
+          <w:bCs/>
+          <w:sz w:val="20"/>
+          <w:szCs w:val="20"/>
+        </w:rPr>
+        <w:t xml:space="preserve">Market expectation vs. our path:</w:t>
+      </w:r>
+    </w:p>
+    <w:tbl>
+      <w:tblPr>
+        <w:tblW w:type="dxa" w:w="9000"/>
+        <w:tblBorders>
+          <w:top w:val="single" w:color="auto" w:sz="4"/>
+          <w:left w:val="single" w:color="auto" w:sz="4"/>
+          <w:bottom w:val="single" w:color="auto" w:sz="4"/>
+          <w:right w:val="single" w:color="auto" w:sz="4"/>
+          <w:insideH w:val="single" w:color="auto" w:sz="4"/>
+          <w:insideV w:val="single" w:color="auto" w:sz="4"/>
+        </w:tblBorders>
+      </w:tblPr>
+      <w:tblGrid>
+        <w:gridCol w:w="3200"/>
+        <w:gridCol w:w="5800"/>
+      </w:tblGrid>
+      <w:tr>
+        <w:tc>
+          <w:tcPr>
+            <w:tcW w:type="dxa" w:w="3200"/>
+            <w:shd w:fill="F2F2F2" w:val="clear"/>
+          </w:tcPr>
+          <w:p>
+            <w:r>
+              <w:rPr>
+                <w:b/>
+                <w:bCs/>
+              </w:rPr>
+              <w:t xml:space="preserve">As of</w:t>
+            </w:r>
+          </w:p>
+        </w:tc>
+        <w:tc>
+          <w:tcPr>
+            <w:tcW w:type="dxa" w:w="5800"/>
+          </w:tcPr>
+          <w:p>
+            <w:r>
+              <w:t xml:space="preserve">2026-09-08</w:t>
+            </w:r>
+          </w:p>
+        </w:tc>
+      </w:tr>
+      <w:tr>
+        <w:tc>
+          <w:tcPr>
+            <w:tcW w:type="dxa" w:w="3200"/>
+            <w:shd w:fill="F2F2F2" w:val="clear"/>
+          </w:tcPr>
+          <w:p>
+            <w:r>
+              <w:rPr>
+                <w:b/>
+                <w:bCs/>
+              </w:rPr>
+              <w:t xml:space="preserve">Price / multiple</w:t>
+            </w:r>
+          </w:p>
+        </w:tc>
+        <w:tc>
+          <w:tcPr>
+            <w:tcW w:type="dxa" w:w="5800"/>
+          </w:tcPr>
+          <w:p>
+            <w:r>
+              <w:t xml:space="preserve">40x P/E</w:t>
+            </w:r>
+          </w:p>
+        </w:tc>
+      </w:tr>
+      <w:tr>
+        <w:tc>
+          <w:tcPr>
+            <w:tcW w:type="dxa" w:w="3200"/>
+            <w:shd w:fill="F2F2F2" w:val="clear"/>
+          </w:tcPr>
+          <w:p>
+            <w:r>
+              <w:rPr>
+                <w:b/>
+                <w:bCs/>
+              </w:rPr>
+              <w:t xml:space="preserve">Right valuation lens</w:t>
+            </w:r>
+          </w:p>
+        </w:tc>
+        <w:tc>
+          <w:tcPr>
+            <w:tcW w:type="dxa" w:w="5800"/>
+          </w:tcPr>
+          <w:p>
+            <w:r>
+              <w:t xml:space="preserve">P/E</w:t>
+            </w:r>
+          </w:p>
+        </w:tc>
+      </w:tr>
+      <w:tr>
+        <w:tc>
+          <w:tcPr>
+            <w:tcW w:type="dxa" w:w="3200"/>
+            <w:shd w:fill="F2F2F2" w:val="clear"/>
+          </w:tcPr>
+          <w:p>
+            <w:r>
+              <w:rPr>
+                <w:b/>
+                <w:bCs/>
+              </w:rPr>
+              <w:t xml:space="preserve">Price implies</w:t>
+            </w:r>
+          </w:p>
+        </w:tc>
+        <w:tc>
+          <w:tcPr>
+            <w:tcW w:type="dxa" w:w="5800"/>
+          </w:tcPr>
+          <w:p>
+            <w:r>
+              <w:t xml:space="preserve">~40x trailing implies the market expects ~22-25% EPS CAGR FY26-28 sustained against a ~25-28x high-quality-specialty-chem exit multiple - i.e. roughly delivering the guided ~20% revenue CAGR with margins held and some operating leverage</w:t>
+            </w:r>
+          </w:p>
+        </w:tc>
+      </w:tr>
+      <w:tr>
+        <w:tc>
+          <w:tcPr>
+            <w:tcW w:type="dxa" w:w="3200"/>
+            <w:shd w:fill="F2F2F2" w:val="clear"/>
+          </w:tcPr>
+          <w:p>
+            <w:r>
+              <w:rPr>
+                <w:b/>
+                <w:bCs/>
+              </w:rPr>
+              <w:t xml:space="preserve">Our FY27</w:t>
+            </w:r>
+          </w:p>
+        </w:tc>
+        <w:tc>
+          <w:tcPr>
+            <w:tcW w:type="dxa" w:w="5800"/>
+          </w:tcPr>
+          <w:p>
+            <w:r>
+              <w:t xml:space="preserve">revenue ~Rs 3,000-3,200 Cr (+18-22%), EBITDA margin ~24-25%, PAT ~Rs 340-380 Cr</w:t>
+            </w:r>
+          </w:p>
+        </w:tc>
+      </w:tr>
+      <w:tr>
+        <w:tc>
+          <w:tcPr>
+            <w:tcW w:type="dxa" w:w="3200"/>
+            <w:shd w:fill="F2F2F2" w:val="clear"/>
+          </w:tcPr>
+          <w:p>
+            <w:r>
+              <w:rPr>
+                <w:b/>
+                <w:bCs/>
+              </w:rPr>
+              <w:t xml:space="preserve">Our FY28</w:t>
+            </w:r>
+          </w:p>
+        </w:tc>
+        <w:tc>
+          <w:tcPr>
+            <w:tcW w:type="dxa" w:w="5800"/>
+          </w:tcPr>
+          <w:p>
+            <w:r>
+              <w:t xml:space="preserve">revenue ~Rs 3,600-3,900 Cr as 54k/66k MT capacity contributes; PAT ~Rs 420-490 Cr if margins hold</w:t>
+            </w:r>
+          </w:p>
+        </w:tc>
+      </w:tr>
+      <w:tr>
+        <w:tc>
+          <w:tcPr>
+            <w:tcW w:type="dxa" w:w="3200"/>
+            <w:shd w:fill="F2F2F2" w:val="clear"/>
+          </w:tcPr>
+          <w:p>
+            <w:r>
+              <w:rPr>
+                <w:b/>
+                <w:bCs/>
+              </w:rPr>
+              <w:t xml:space="preserve">Gap direction</w:t>
+            </w:r>
+          </w:p>
+        </w:tc>
+        <w:tc>
+          <w:tcPr>
+            <w:tcW w:type="dxa" w:w="5800"/>
+          </w:tcPr>
+          <w:p>
+            <w:r>
+              <w:t xml:space="preserve">priced-in</w:t>
+            </w:r>
+          </w:p>
+        </w:tc>
+      </w:tr>
+      <w:tr>
+        <w:tc>
+          <w:tcPr>
+            <w:tcW w:type="dxa" w:w="3200"/>
+            <w:shd w:fill="F2F2F2" w:val="clear"/>
+          </w:tcPr>
+          <w:p>
+            <w:r>
+              <w:rPr>
+                <w:b/>
+                <w:bCs/>
+              </w:rPr>
+              <w:t xml:space="preserve">Gap type</w:t>
+            </w:r>
+          </w:p>
+        </w:tc>
+        <w:tc>
+          <w:tcPr>
+            <w:tcW w:type="dxa" w:w="5800"/>
+          </w:tcPr>
+          <w:p>
+            <w:r>
+              <w:t xml:space="preserve">margin</w:t>
+            </w:r>
+          </w:p>
+        </w:tc>
+      </w:tr>
+      <w:tr>
+        <w:tc>
+          <w:tcPr>
+            <w:tcW w:type="dxa" w:w="3200"/>
+            <w:shd w:fill="F2F2F2" w:val="clear"/>
+          </w:tcPr>
+          <w:p>
+            <w:r>
+              <w:rPr>
+                <w:b/>
+                <w:bCs/>
+              </w:rPr>
+              <w:t xml:space="preserve">Gap magnitude</w:t>
+            </w:r>
+          </w:p>
+        </w:tc>
+        <w:tc>
+          <w:tcPr>
+            <w:tcW w:type="dxa" w:w="5800"/>
+          </w:tcPr>
+          <w:p>
+            <w:r>
+              <w:t xml:space="preserve">0% (our FY28 PAT vs implied)</w:t>
+            </w:r>
+          </w:p>
+        </w:tc>
+      </w:tr>
+      <w:tr>
+        <w:tc>
+          <w:tcPr>
+            <w:tcW w:type="dxa" w:w="3200"/>
+            <w:shd w:fill="F2F2F2" w:val="clear"/>
+          </w:tcPr>
+          <w:p>
+            <w:r>
+              <w:rPr>
+                <w:b/>
+                <w:bCs/>
+              </w:rPr>
+              <w:t xml:space="preserve">Gap basis</w:t>
+            </w:r>
+          </w:p>
+        </w:tc>
+        <w:tc>
+          <w:tcPr>
+            <w:tcW w:type="dxa" w:w="5800"/>
+          </w:tcPr>
+          <w:p>
+            <w:r>
+              <w:t xml:space="preserve">our path is roughly what ~40x already requires; the low-cost-inventory margin tailwind that drove the FY26 beat has reversed, so there is little cushion and the swing factor is whether ~24-26% EBITDA margin holds</w:t>
+            </w:r>
+          </w:p>
+        </w:tc>
+      </w:tr>
+      <w:tr>
+        <w:tc>
+          <w:tcPr>
+            <w:tcW w:type="dxa" w:w="3200"/>
+            <w:shd w:fill="F2F2F2" w:val="clear"/>
+          </w:tcPr>
+          <w:p>
+            <w:r>
+              <w:rPr>
+                <w:b/>
+                <w:bCs/>
+              </w:rPr>
+              <w:t xml:space="preserve">Evidence quality</w:t>
+            </w:r>
+          </w:p>
+        </w:tc>
+        <w:tc>
+          <w:tcPr>
+            <w:tcW w:type="dxa" w:w="5800"/>
+          </w:tcPr>
+          <w:p>
+            <w:r>
+              <w:t xml:space="preserve">moderate</w:t>
+            </w:r>
+          </w:p>
+        </w:tc>
+      </w:tr>
+    </w:tbl>
+    <w:p>
+      <w:pPr>
+        <w:spacing w:after="120"/>
+      </w:pPr>
+      <w:r>
+        <w:rPr>
+          <w:i/>
+          <w:iCs/>
+          <w:color w:val="666666"/>
+          <w:sz w:val="16"/>
+          <w:szCs w:val="16"/>
+        </w:rPr>
+        <w:t xml:space="preserve">no broker consensus; implied path is a reverse-P/E estimate + screener.in forward figures + VP thread view</w:t>
+      </w:r>
+    </w:p>
+    <w:p>
+      <w:pPr>
+        <w:spacing w:after="120" w:before="120"/>
+      </w:pPr>
+      <w:r>
+        <w:rPr>
+          <w:b/>
+          <w:bCs/>
+          <w:sz w:val="20"/>
+          <w:szCs w:val="20"/>
+        </w:rPr>
+        <w:t xml:space="preserve">Catalyst: </w:t>
+      </w:r>
+      <w:r>
+        <w:rPr>
+          <w:sz w:val="20"/>
+          <w:szCs w:val="20"/>
+        </w:rPr>
+        <w:t xml:space="preserve">54k MT capacity live plus 2-3 quarterly prints showing EBITDA margin holding &gt;=24% now that the gross-margin tailwind has reversed</w:t>
+      </w:r>
+      <w:r>
+        <w:rPr>
+          <w:color w:val="666666"/>
+          <w:sz w:val="18"/>
+          <w:szCs w:val="18"/>
+        </w:rPr>
+        <w:t xml:space="preserve"> (window ~9M from 2026-09-08; undated; evidence med; pending)</w:t>
       </w:r>
     </w:p>
     <w:p>
@@ -287,7 +1953,7 @@
         <w:spacing w:after="120" w:before="280"/>
       </w:pPr>
       <w:r>
-        <w:t xml:space="preserve">BSE Corporate Actions / Other Red Flags</w:t>
+        <w:t xml:space="preserve">Ishmohit-Lens Checks (value chain · earnings quality · growth trajectory · management · quality metrics · track record · global-signal check)</w:t>
       </w:r>
     </w:p>
     <w:p>
@@ -295,7 +1961,720 @@
         <w:spacing w:after="120"/>
       </w:pPr>
       <w:r>
-        <w:t xml:space="preserve">Not independently checked this pass. Promoter block/bulk-deal selling recurs periodically (most recently Dec 2025-Jan 2026) alongside very high promoter holding (~74%) -- worth monitoring but not a governance red flag by itself given the holding base.</w:t>
+        <w:rPr>
+          <w:i/>
+          <w:iCs/>
+          <w:color w:val="666666"/>
+          <w:sz w:val="18"/>
+          <w:szCs w:val="18"/>
+        </w:rPr>
+        <w:t xml:space="preserve">Extra checks drawn from @ishmohit1 / SOIC methodology (playbook/ishmohit-soic-style.md): where the company sits in its value chain and what the supply side is doing, whether a margin/PAT inflection is structural or a cyclical peak, the rate-of-change of growth vs. what the multiple demands, and management quality as a positive attribute.</w:t>
+      </w:r>
+    </w:p>
+    <w:p>
+      <w:pPr>
+        <w:spacing w:after="120"/>
+      </w:pPr>
+      <w:r>
+        <w:rPr>
+          <w:b/>
+          <w:bCs/>
+          <w:sz w:val="20"/>
+          <w:szCs w:val="20"/>
+        </w:rPr>
+        <w:t xml:space="preserve">Value chain &amp; supply side:</w:t>
+      </w:r>
+    </w:p>
+    <w:tbl>
+      <w:tblPr>
+        <w:tblW w:type="dxa" w:w="9000"/>
+        <w:tblBorders>
+          <w:top w:val="single" w:color="auto" w:sz="4"/>
+          <w:left w:val="single" w:color="auto" w:sz="4"/>
+          <w:bottom w:val="single" w:color="auto" w:sz="4"/>
+          <w:right w:val="single" w:color="auto" w:sz="4"/>
+          <w:insideH w:val="single" w:color="auto" w:sz="4"/>
+          <w:insideV w:val="single" w:color="auto" w:sz="4"/>
+        </w:tblBorders>
+      </w:tblPr>
+      <w:tblGrid>
+        <w:gridCol w:w="3200"/>
+        <w:gridCol w:w="5800"/>
+      </w:tblGrid>
+      <w:tr>
+        <w:tc>
+          <w:tcPr>
+            <w:tcW w:type="dxa" w:w="3200"/>
+            <w:shd w:fill="F2F2F2" w:val="clear"/>
+          </w:tcPr>
+          <w:p>
+            <w:r>
+              <w:rPr>
+                <w:b/>
+                <w:bCs/>
+              </w:rPr>
+              <w:t xml:space="preserve">Theme</w:t>
+            </w:r>
+          </w:p>
+        </w:tc>
+        <w:tc>
+          <w:tcPr>
+            <w:tcW w:type="dxa" w:w="5800"/>
+          </w:tcPr>
+          <w:p>
+            <w:r>
+              <w:t xml:space="preserve">aroma chemicals (fragrance/flavour ingredients) + China+1</w:t>
+            </w:r>
+          </w:p>
+        </w:tc>
+      </w:tr>
+      <w:tr>
+        <w:tc>
+          <w:tcPr>
+            <w:tcW w:type="dxa" w:w="3200"/>
+            <w:shd w:fill="F2F2F2" w:val="clear"/>
+          </w:tcPr>
+          <w:p>
+            <w:r>
+              <w:rPr>
+                <w:b/>
+                <w:bCs/>
+              </w:rPr>
+              <w:t xml:space="preserve">This company's position</w:t>
+            </w:r>
+          </w:p>
+        </w:tc>
+        <w:tc>
+          <w:tcPr>
+            <w:tcW w:type="dxa" w:w="5800"/>
+          </w:tcPr>
+          <w:p>
+            <w:r>
+              <w:t xml:space="preserve">India's largest aroma-chemicals manufacturer-exporter; backward-integrated from rosin/turpentine (pinene) into speciality ingredients; captive 51:49 JV with Givaudan</w:t>
+            </w:r>
+          </w:p>
+        </w:tc>
+      </w:tr>
+      <w:tr>
+        <w:tc>
+          <w:tcPr>
+            <w:tcW w:type="dxa" w:w="3200"/>
+            <w:shd w:fill="F2F2F2" w:val="clear"/>
+          </w:tcPr>
+          <w:p>
+            <w:r>
+              <w:rPr>
+                <w:b/>
+                <w:bCs/>
+              </w:rPr>
+              <w:t xml:space="preserve">Bottleneck node (pricing power)</w:t>
+            </w:r>
+          </w:p>
+        </w:tc>
+        <w:tc>
+          <w:tcPr>
+            <w:tcW w:type="dxa" w:w="5800"/>
+          </w:tcPr>
+          <w:p>
+            <w:r>
+              <w:t xml:space="preserve">pinene-based process chemistry scale + fragrance-major qualification</w:t>
+            </w:r>
+          </w:p>
+        </w:tc>
+      </w:tr>
+      <w:tr>
+        <w:tc>
+          <w:tcPr>
+            <w:tcW w:type="dxa" w:w="3200"/>
+            <w:shd w:fill="F2F2F2" w:val="clear"/>
+          </w:tcPr>
+          <w:p>
+            <w:r>
+              <w:rPr>
+                <w:b/>
+                <w:bCs/>
+              </w:rPr>
+              <w:t xml:space="preserve">Supply-side status</w:t>
+            </w:r>
+          </w:p>
+        </w:tc>
+        <w:tc>
+          <w:tcPr>
+            <w:tcW w:type="dxa" w:w="5800"/>
+          </w:tcPr>
+          <w:p>
+            <w:r>
+              <w:t xml:space="preserve">consolidating</w:t>
+            </w:r>
+          </w:p>
+        </w:tc>
+      </w:tr>
+      <w:tr>
+        <w:tc>
+          <w:tcPr>
+            <w:tcW w:type="dxa" w:w="3200"/>
+            <w:shd w:fill="F2F2F2" w:val="clear"/>
+          </w:tcPr>
+          <w:p>
+            <w:r>
+              <w:rPr>
+                <w:b/>
+                <w:bCs/>
+              </w:rPr>
+              <w:t xml:space="preserve">Adjacent-node peers</w:t>
+            </w:r>
+          </w:p>
+        </w:tc>
+        <w:tc>
+          <w:tcPr>
+            <w:tcW w:type="dxa" w:w="5800"/>
+          </w:tcPr>
+          <w:p>
+            <w:r>
+              <w:t xml:space="preserve">Symrise (customer/peer), Givaudan (JV partner), Oriental Aromatics, S H Kelkar (Keva), IFF</w:t>
+            </w:r>
+          </w:p>
+        </w:tc>
+      </w:tr>
+    </w:tbl>
+    <w:p>
+      <w:pPr>
+        <w:spacing w:after="120"/>
+      </w:pPr>
+      <w:r>
+        <w:rPr>
+          <w:color w:val="666666"/>
+          <w:sz w:val="18"/>
+          <w:szCs w:val="18"/>
+        </w:rPr>
+        <w:t xml:space="preserve">Genuine niche leadership - &gt;20% global share in ten products and a captive relationship with a top-4 fragrance house. Capital-cycle read is favourable: few credible global suppliers ex-China, and China+1 is shifting share to qualified Indian players. The constraint on the return magnitude is size, not competitive position.</w:t>
+      </w:r>
+    </w:p>
+    <w:p>
+      <w:pPr>
+        <w:spacing w:after="60" w:before="120"/>
+      </w:pPr>
+      <w:r>
+        <w:rPr>
+          <w:b/>
+          <w:bCs/>
+          <w:sz w:val="20"/>
+          <w:szCs w:val="20"/>
+        </w:rPr>
+        <w:t xml:space="preserve">Earnings quality: </w:t>
+      </w:r>
+      <w:r>
+        <w:rPr>
+          <w:sz w:val="20"/>
+          <w:szCs w:val="20"/>
+        </w:rPr>
+        <w:t xml:space="preserve">margin driver mixed</w:t>
+      </w:r>
+      <w:r>
+        <w:rPr>
+          <w:b/>
+          <w:bCs/>
+          <w:color w:val="A32020"/>
+          <w:sz w:val="20"/>
+          <w:szCs w:val="20"/>
+        </w:rPr>
+        <w:t xml:space="preserve">  — PEAK-MARGIN RISK: do not capitalise current margins</w:t>
+      </w:r>
+    </w:p>
+    <w:p>
+      <w:pPr>
+        <w:spacing w:after="120"/>
+      </w:pPr>
+      <w:r>
+        <w:rPr>
+          <w:color w:val="666666"/>
+          <w:sz w:val="18"/>
+          <w:szCs w:val="18"/>
+        </w:rPr>
+        <w:t xml:space="preserve">Drivers: low-cost-inventory gross-margin benefit (FY26 tailwind, now reversed); operating leverage on capacity utilisation; Prigiv/Givaudan higher-value mix; rosin/turpentine input-price cycle.</w:t>
+      </w:r>
+    </w:p>
+    <w:p>
+      <w:pPr>
+        <w:spacing w:after="120"/>
+      </w:pPr>
+      <w:r>
+        <w:rPr>
+          <w:color w:val="666666"/>
+          <w:sz w:val="18"/>
+          <w:szCs w:val="18"/>
+        </w:rPr>
+        <w:t xml:space="preserve">FY26/Q3FY26 EBITDA margins (~25.8%) were flattered by a low-cost-inventory gross-margin benefit that reversed in Q1FY27 (gross margin 44.2% vs 51%). A through-cycle EBITDA margin is closer to ~22-24%; current ~24.6% is at the upper end, held by operating leverage. peak_margin_risk = true because the reported level sits above the defensible through-cycle band and part of the driver (input cost cycle / inventory) is cyclical.</w:t>
+      </w:r>
+    </w:p>
+    <w:p>
+      <w:pPr>
+        <w:spacing w:after="60" w:before="120"/>
+      </w:pPr>
+      <w:r>
+        <w:rPr>
+          <w:b/>
+          <w:bCs/>
+          <w:sz w:val="20"/>
+          <w:szCs w:val="20"/>
+        </w:rPr>
+        <w:t xml:space="preserve">Growth trajectory: </w:t>
+      </w:r>
+      <w:r>
+        <w:rPr>
+          <w:b/>
+          <w:bCs/>
+          <w:color w:val="A32020"/>
+          <w:sz w:val="20"/>
+          <w:szCs w:val="20"/>
+        </w:rPr>
+        <w:t xml:space="preserve">YoY growth rate is decelerating</w:t>
+      </w:r>
+    </w:p>
+    <w:p>
+      <w:pPr>
+        <w:spacing w:after="120"/>
+      </w:pPr>
+      <w:r>
+        <w:rPr>
+          <w:color w:val="666666"/>
+          <w:sz w:val="18"/>
+          <w:szCs w:val="18"/>
+        </w:rPr>
+        <w:t xml:space="preserve">PAT YoY (approx, oldest-&gt;newest): Q3FY26 +76%, then Q1FY27 +36%. Revenue YoY: Q3FY26 +23%, Q1FY27 +20%. Growth is still healthy and roughly at the guided ~20% CAGR, but the exceptional +76% phase (low-cost-inventory margin benefit) has clearly passed.</w:t>
+      </w:r>
+    </w:p>
+    <w:p>
+      <w:pPr>
+        <w:spacing w:after="120"/>
+      </w:pPr>
+      <w:r>
+        <w:rPr>
+          <w:color w:val="666666"/>
+          <w:sz w:val="18"/>
+          <w:szCs w:val="18"/>
+        </w:rPr>
+        <w:t xml:space="preserve">Reverse P/E: ~40x trailing needs ~22-25% EPS CAGR to FY28; with the gross-margin tailwind reversed and PAT growth back to ~36% and easing, the multiple already prices the guided path with little margin for error.</w:t>
+      </w:r>
+    </w:p>
+    <w:p>
+      <w:pPr>
+        <w:spacing w:after="120"/>
+      </w:pPr>
+      <w:r>
+        <w:rPr>
+          <w:b/>
+          <w:bCs/>
+          <w:sz w:val="20"/>
+          <w:szCs w:val="20"/>
+        </w:rPr>
+        <w:t xml:space="preserve">Management quality (TVGP's "P"):</w:t>
+      </w:r>
+    </w:p>
+    <w:tbl>
+      <w:tblPr>
+        <w:tblW w:type="dxa" w:w="9000"/>
+        <w:tblBorders>
+          <w:top w:val="single" w:color="auto" w:sz="4"/>
+          <w:left w:val="single" w:color="auto" w:sz="4"/>
+          <w:bottom w:val="single" w:color="auto" w:sz="4"/>
+          <w:right w:val="single" w:color="auto" w:sz="4"/>
+          <w:insideH w:val="single" w:color="auto" w:sz="4"/>
+          <w:insideV w:val="single" w:color="auto" w:sz="4"/>
+        </w:tblBorders>
+      </w:tblPr>
+      <w:tblGrid>
+        <w:gridCol w:w="3200"/>
+        <w:gridCol w:w="5800"/>
+      </w:tblGrid>
+      <w:tr>
+        <w:tc>
+          <w:tcPr>
+            <w:tcW w:type="dxa" w:w="3200"/>
+            <w:shd w:fill="F2F2F2" w:val="clear"/>
+          </w:tcPr>
+          <w:p>
+            <w:r>
+              <w:rPr>
+                <w:b/>
+                <w:bCs/>
+              </w:rPr>
+              <w:t xml:space="preserve">Assessment</w:t>
+            </w:r>
+          </w:p>
+        </w:tc>
+        <w:tc>
+          <w:tcPr>
+            <w:tcW w:type="dxa" w:w="5800"/>
+          </w:tcPr>
+          <w:p>
+            <w:r>
+              <w:t xml:space="preserve">positive</w:t>
+            </w:r>
+          </w:p>
+        </w:tc>
+      </w:tr>
+      <w:tr>
+        <w:tc>
+          <w:tcPr>
+            <w:tcW w:type="dxa" w:w="3200"/>
+            <w:shd w:fill="F2F2F2" w:val="clear"/>
+          </w:tcPr>
+          <w:p>
+            <w:r>
+              <w:rPr>
+                <w:b/>
+                <w:bCs/>
+              </w:rPr>
+              <w:t xml:space="preserve">Capital allocation</w:t>
+            </w:r>
+          </w:p>
+        </w:tc>
+        <w:tc>
+          <w:tcPr>
+            <w:tcW w:type="dxa" w:w="5800"/>
+          </w:tcPr>
+          <w:p>
+            <w:r>
+              <w:t xml:space="preserve">Self-funding Rs 830-900 Cr of capacity capex from internal accruals; cancelled a June-2025 QIP citing improved cash accrual; debt-free; reinvestment at ~21-22% ROCE; commercialised the Givaudan JV; merging subsidiaries to simplify structure; initiated an Rs 10/share dividend. No unrelated diversification. (disciplined)</w:t>
+            </w:r>
+          </w:p>
+        </w:tc>
+      </w:tr>
+      <w:tr>
+        <w:tc>
+          <w:tcPr>
+            <w:tcW w:type="dxa" w:w="3200"/>
+            <w:shd w:fill="F2F2F2" w:val="clear"/>
+          </w:tcPr>
+          <w:p>
+            <w:r>
+              <w:rPr>
+                <w:b/>
+                <w:bCs/>
+              </w:rPr>
+              <w:t xml:space="preserve">Related-party trend</w:t>
+            </w:r>
+          </w:p>
+        </w:tc>
+        <w:tc>
+          <w:tcPr>
+            <w:tcW w:type="dxa" w:w="5800"/>
+          </w:tcPr>
+          <w:p>
+            <w:r>
+              <w:t xml:space="preserve">flat</w:t>
+            </w:r>
+          </w:p>
+        </w:tc>
+      </w:tr>
+      <w:tr>
+        <w:tc>
+          <w:tcPr>
+            <w:tcW w:type="dxa" w:w="3200"/>
+            <w:shd w:fill="F2F2F2" w:val="clear"/>
+          </w:tcPr>
+          <w:p>
+            <w:r>
+              <w:rPr>
+                <w:b/>
+                <w:bCs/>
+              </w:rPr>
+              <w:t xml:space="preserve">Guidance credibility</w:t>
+            </w:r>
+          </w:p>
+        </w:tc>
+        <w:tc>
+          <w:tcPr>
+            <w:tcW w:type="dxa" w:w="5800"/>
+          </w:tcPr>
+          <w:p>
+            <w:r>
+              <w:t xml:space="preserve">reliable</w:t>
+            </w:r>
+          </w:p>
+        </w:tc>
+      </w:tr>
+      <w:tr>
+        <w:tc>
+          <w:tcPr>
+            <w:tcW w:type="dxa" w:w="3200"/>
+            <w:shd w:fill="F2F2F2" w:val="clear"/>
+          </w:tcPr>
+          <w:p>
+            <w:r>
+              <w:rPr>
+                <w:b/>
+                <w:bCs/>
+              </w:rPr>
+              <w:t xml:space="preserve">Shareholder returns</w:t>
+            </w:r>
+          </w:p>
+        </w:tc>
+        <w:tc>
+          <w:tcPr>
+            <w:tcW w:type="dxa" w:w="5800"/>
+          </w:tcPr>
+          <w:p>
+            <w:r>
+              <w:t xml:space="preserve">initiated</w:t>
+            </w:r>
+          </w:p>
+        </w:tc>
+      </w:tr>
+      <w:tr>
+        <w:tc>
+          <w:tcPr>
+            <w:tcW w:type="dxa" w:w="3200"/>
+            <w:shd w:fill="F2F2F2" w:val="clear"/>
+          </w:tcPr>
+          <w:p>
+            <w:r>
+              <w:rPr>
+                <w:b/>
+                <w:bCs/>
+              </w:rPr>
+              <w:t xml:space="preserve">Capability ladder / VAP</w:t>
+            </w:r>
+          </w:p>
+        </w:tc>
+        <w:tc>
+          <w:tcPr>
+            <w:tcW w:type="dxa" w:w="5800"/>
+          </w:tcPr>
+          <w:p>
+            <w:r>
+              <w:t xml:space="preserve">Moving from commodity aroma chemicals toward higher-value fragrance ingredients via the Givaudan JV and downstream speciality chemistry</w:t>
+            </w:r>
+          </w:p>
+        </w:tc>
+      </w:tr>
+    </w:tbl>
+    <w:p>
+      <w:pPr>
+        <w:spacing w:after="120"/>
+      </w:pPr>
+      <w:r>
+        <w:rPr>
+          <w:b/>
+          <w:bCs/>
+          <w:sz w:val="20"/>
+          <w:szCs w:val="20"/>
+        </w:rPr>
+        <w:t xml:space="preserve">Quality metrics (ROCE · debt · FCF · margin · capex):</w:t>
+      </w:r>
+    </w:p>
+    <w:tbl>
+      <w:tblPr>
+        <w:tblW w:type="dxa" w:w="9000"/>
+        <w:tblBorders>
+          <w:top w:val="single" w:color="auto" w:sz="4"/>
+          <w:left w:val="single" w:color="auto" w:sz="4"/>
+          <w:bottom w:val="single" w:color="auto" w:sz="4"/>
+          <w:right w:val="single" w:color="auto" w:sz="4"/>
+          <w:insideH w:val="single" w:color="auto" w:sz="4"/>
+          <w:insideV w:val="single" w:color="auto" w:sz="4"/>
+        </w:tblBorders>
+      </w:tblPr>
+      <w:tblGrid>
+        <w:gridCol w:w="3200"/>
+        <w:gridCol w:w="5800"/>
+      </w:tblGrid>
+      <w:tr>
+        <w:tc>
+          <w:tcPr>
+            <w:tcW w:type="dxa" w:w="3200"/>
+            <w:shd w:fill="F2F2F2" w:val="clear"/>
+          </w:tcPr>
+          <w:p>
+            <w:r>
+              <w:rPr>
+                <w:b/>
+                <w:bCs/>
+              </w:rPr>
+              <w:t xml:space="preserve">Assessment</w:t>
+            </w:r>
+          </w:p>
+        </w:tc>
+        <w:tc>
+          <w:tcPr>
+            <w:tcW w:type="dxa" w:w="5800"/>
+          </w:tcPr>
+          <w:p>
+            <w:r>
+              <w:t xml:space="preserve">positive</w:t>
+            </w:r>
+          </w:p>
+        </w:tc>
+      </w:tr>
+      <w:tr>
+        <w:tc>
+          <w:tcPr>
+            <w:tcW w:type="dxa" w:w="3200"/>
+            <w:shd w:fill="F2F2F2" w:val="clear"/>
+          </w:tcPr>
+          <w:p>
+            <w:r>
+              <w:rPr>
+                <w:b/>
+                <w:bCs/>
+              </w:rPr>
+              <w:t xml:space="preserve">ROCE</w:t>
+            </w:r>
+          </w:p>
+        </w:tc>
+        <w:tc>
+          <w:tcPr>
+            <w:tcW w:type="dxa" w:w="5800"/>
+          </w:tcPr>
+          <w:p>
+            <w:r>
+              <w:t xml:space="preserve">21.6% (stable)</w:t>
+            </w:r>
+          </w:p>
+        </w:tc>
+      </w:tr>
+      <w:tr>
+        <w:tc>
+          <w:tcPr>
+            <w:tcW w:type="dxa" w:w="3200"/>
+            <w:shd w:fill="F2F2F2" w:val="clear"/>
+          </w:tcPr>
+          <w:p>
+            <w:r>
+              <w:rPr>
+                <w:b/>
+                <w:bCs/>
+              </w:rPr>
+              <w:t xml:space="preserve">Leverage</w:t>
+            </w:r>
+          </w:p>
+        </w:tc>
+        <w:tc>
+          <w:tcPr>
+            <w:tcW w:type="dxa" w:w="5800"/>
+          </w:tcPr>
+          <w:p>
+            <w:r>
+              <w:t xml:space="preserve">Net debt/EBITDA -0.2x</w:t>
+            </w:r>
+          </w:p>
+        </w:tc>
+      </w:tr>
+      <w:tr>
+        <w:tc>
+          <w:tcPr>
+            <w:tcW w:type="dxa" w:w="3200"/>
+            <w:shd w:fill="F2F2F2" w:val="clear"/>
+          </w:tcPr>
+          <w:p>
+            <w:r>
+              <w:rPr>
+                <w:b/>
+                <w:bCs/>
+              </w:rPr>
+              <w:t xml:space="preserve">FCF conversion</w:t>
+            </w:r>
+          </w:p>
+        </w:tc>
+        <w:tc>
+          <w:tcPr>
+            <w:tcW w:type="dxa" w:w="5800"/>
+          </w:tcPr>
+          <w:p>
+            <w:r>
+              <w:t xml:space="preserve">35%</w:t>
+            </w:r>
+          </w:p>
+        </w:tc>
+      </w:tr>
+      <w:tr>
+        <w:tc>
+          <w:tcPr>
+            <w:tcW w:type="dxa" w:w="3200"/>
+            <w:shd w:fill="F2F2F2" w:val="clear"/>
+          </w:tcPr>
+          <w:p>
+            <w:r>
+              <w:rPr>
+                <w:b/>
+                <w:bCs/>
+              </w:rPr>
+              <w:t xml:space="preserve">Margin trend</w:t>
+            </w:r>
+          </w:p>
+        </w:tc>
+        <w:tc>
+          <w:tcPr>
+            <w:tcW w:type="dxa" w:w="5800"/>
+          </w:tcPr>
+          <w:p>
+            <w:r>
+              <w:t xml:space="preserve">stable</w:t>
+            </w:r>
+          </w:p>
+        </w:tc>
+      </w:tr>
+      <w:tr>
+        <w:tc>
+          <w:tcPr>
+            <w:tcW w:type="dxa" w:w="3200"/>
+            <w:shd w:fill="F2F2F2" w:val="clear"/>
+          </w:tcPr>
+          <w:p>
+            <w:r>
+              <w:rPr>
+                <w:b/>
+                <w:bCs/>
+              </w:rPr>
+              <w:t xml:space="preserve">Capex efficiency</w:t>
+            </w:r>
+          </w:p>
+        </w:tc>
+        <w:tc>
+          <w:tcPr>
+            <w:tcW w:type="dxa" w:w="5800"/>
+          </w:tcPr>
+          <w:p>
+            <w:r>
+              <w:t xml:space="preserve">productive</w:t>
+            </w:r>
+          </w:p>
+        </w:tc>
+      </w:tr>
+    </w:tbl>
+    <w:p>
+      <w:pPr>
+        <w:spacing w:after="60" w:before="120"/>
+      </w:pPr>
+      <w:r>
+        <w:rPr>
+          <w:b/>
+          <w:bCs/>
+          <w:sz w:val="20"/>
+          <w:szCs w:val="20"/>
+        </w:rPr>
+        <w:t xml:space="preserve">Track record (Coffee Can persistence check): </w:t>
+      </w:r>
+      <w:r>
+        <w:rPr>
+          <w:sz w:val="20"/>
+          <w:szCs w:val="20"/>
+        </w:rPr>
+        <w:t xml:space="preserve">cleared revenue growth ≥10% AND ROCE ≥15% in 3 of the last 4 years (consistency_score 75)</w:t>
+      </w:r>
+    </w:p>
+    <w:p>
+      <w:pPr>
+        <w:spacing w:after="120"/>
+      </w:pPr>
+      <w:r>
+        <w:rPr>
+          <w:color w:val="666666"/>
+          <w:sz w:val="18"/>
+          <w:szCs w:val="18"/>
+        </w:rPr>
+        <w:t xml:space="preserve">FY23-FY26 verifiable from the same filings. FY23, FY25 and FY26 each combined &gt;=10% revenue growth with ROCE ~18-22% -&gt; pass. FY24 was softer on the 2022-23 RM/freight cost hangover -&gt; miss/marginal. 3 of 4 years cleared both hurdles.</w:t>
       </w:r>
     </w:p>
     <w:p>
@@ -304,59 +2683,15 @@
         <w:spacing w:after="120" w:before="280"/>
       </w:pPr>
       <w:r>
-        <w:t xml:space="preserve">Bull Case</w:t>
-      </w:r>
-    </w:p>
-    <w:p>
-      <w:pPr>
-        <w:pStyle w:val="ListParagraph"/>
-        <w:numPr>
-          <w:ilvl w:val="0"/>
-          <w:numId w:val="1"/>
-        </w:numPr>
-        <w:spacing w:after="60"/>
-      </w:pPr>
-      <w:r>
-        <w:t xml:space="preserve">Genuine, accelerating profit growth: Q3FY26 PAT +76% YoY, EBITDA margin expansion to 25.8%, debt-free balance sheet</w:t>
-      </w:r>
-    </w:p>
-    <w:p>
-      <w:pPr>
-        <w:pStyle w:val="ListParagraph"/>
-        <w:numPr>
-          <w:ilvl w:val="0"/>
-          <w:numId w:val="1"/>
-        </w:numPr>
-        <w:spacing w:after="60"/>
-      </w:pPr>
-      <w:r>
-        <w:t xml:space="preserve">Prigiv JV with Givaudan (global fragrance major) commercialized and ramping -- a structural, not just cyclical, value-add</w:t>
-      </w:r>
-    </w:p>
-    <w:p>
-      <w:pPr>
-        <w:pStyle w:val="ListParagraph"/>
-        <w:numPr>
-          <w:ilvl w:val="0"/>
-          <w:numId w:val="1"/>
-        </w:numPr>
-        <w:spacing w:after="60"/>
-      </w:pPr>
-      <w:r>
-        <w:t xml:space="preserve">India's largest aroma-chemicals exporter with &gt;20% global share in ten products -- a real moat in a niche, technically-demanding category</w:t>
-      </w:r>
-    </w:p>
-    <w:p>
-      <w:pPr>
-        <w:pStyle w:val="ListParagraph"/>
-        <w:numPr>
-          <w:ilvl w:val="0"/>
-          <w:numId w:val="1"/>
-        </w:numPr>
-        <w:spacing w:after="60"/>
-      </w:pPr>
-      <w:r>
-        <w:t xml:space="preserve">QIP cancelled on improved organic cash accrual -- self-funding growth rather than diluting</w:t>
+        <w:t xml:space="preserve">Technical Read (Weekly / Monthly MACD + Bollinger Bands, or RSI/CCI/Williams %R proxy)</w:t>
+      </w:r>
+    </w:p>
+    <w:p>
+      <w:pPr>
+        <w:spacing w:after="120"/>
+      </w:pPr>
+      <w:r>
+        <w:t xml:space="preserve">Not pulled this pass -- proceeded on fundamentals/community strength, not chart timing.</w:t>
       </w:r>
     </w:p>
     <w:p>
@@ -365,6 +2700,122 @@
         <w:spacing w:after="120" w:before="280"/>
       </w:pPr>
       <w:r>
+        <w:t xml:space="preserve">ValuePickr Community Signal</w:t>
+      </w:r>
+    </w:p>
+    <w:p>
+      <w:pPr>
+        <w:spacing w:after="120"/>
+      </w:pPr>
+      <w:r>
+        <w:t xml:space="preserve">Read the full 57-post thread (single batch, no escalation needed) spanning Jan 2022 to Apr 2026. Early sentiment cautious after a 2022 margin miss (freight/RM cost spikes, a Maharashtra Pollution Board notice management downplayed). Sentiment turned structurally positive from 2024 as Q3FY24 results beat sharply and the Givaudan JV progressed; by Q3FY26 (Feb 2026) posts confirm broad-based margin expansion (MOSL initiated Buy, target Rs 3,900). Recurring watch-item: promoter (Bhaktavatsala Doppalapudi) periodic block-sale/bulk-deal activity (Jun 2025, Dec 2025) despite very high promoter holding (74%), which the community has flagged but not treated as disqualifying.</w:t>
+      </w:r>
+    </w:p>
+    <w:p>
+      <w:pPr>
+        <w:spacing w:after="120"/>
+      </w:pPr>
+      <w:r>
+        <w:rPr>
+          <w:b/>
+          <w:bCs/>
+          <w:sz w:val="20"/>
+          <w:szCs w:val="20"/>
+        </w:rPr>
+        <w:t xml:space="preserve">High-conviction call from a top contributor: </w:t>
+      </w:r>
+      <w:r>
+        <w:rPr>
+          <w:sz w:val="20"/>
+          <w:szCs w:val="20"/>
+        </w:rPr>
+        <w:t xml:space="preserve">No single trusted-roster user staked a strong 'primary holding' claim in this thread; several elevated-tier users (Sid_Mathew, Vivek_6954, basumallick, Gautam_Chopra, vikasbargale) posted informational updates (concall notes, broker targets) rather than conviction calls. The state.json sourcing signal (joinjp2003, 2% portfolio weight) currently shows a loss (-6.01%), i.e. a modest/negative real-money data point rather than a strong endorsement.</w:t>
+      </w:r>
+    </w:p>
+    <w:p>
+      <w:pPr>
+        <w:pStyle w:val="Heading1"/>
+        <w:spacing w:after="120" w:before="280"/>
+      </w:pPr>
+      <w:r>
+        <w:t xml:space="preserve">BSE Corporate Actions / Other Red Flags</w:t>
+      </w:r>
+    </w:p>
+    <w:p>
+      <w:pPr>
+        <w:spacing w:after="120"/>
+      </w:pPr>
+      <w:r>
+        <w:t xml:space="preserve">Q1FY27 (concall 31-Jul-2026): PAT Rs 84.2 Cr (+36% YoY), Rs 10/share dividend at AGM, merger scheme for Privi Fine Science + Privi Biotechnology into the listco. Promoter block/bulk-deal selling recurs periodically (most recently Dec 2025-Jan 2026) alongside ~74% promoter holding -- worth monitoring but not a governance red flag by itself given the holding base.</w:t>
+      </w:r>
+    </w:p>
+    <w:p>
+      <w:pPr>
+        <w:pStyle w:val="Heading1"/>
+        <w:spacing w:after="120" w:before="280"/>
+      </w:pPr>
+      <w:r>
+        <w:t xml:space="preserve">Bull Case</w:t>
+      </w:r>
+    </w:p>
+    <w:p>
+      <w:pPr>
+        <w:pStyle w:val="ListParagraph"/>
+        <w:numPr>
+          <w:ilvl w:val="0"/>
+          <w:numId w:val="1"/>
+        </w:numPr>
+        <w:spacing w:after="60"/>
+      </w:pPr>
+      <w:r>
+        <w:t xml:space="preserve">Real niche moat: India's largest aroma-chemicals exporter, &gt;20% global share in ten products, backward-integrated pinene chemistry, and a captive 51:49 Givaudan JV</w:t>
+      </w:r>
+    </w:p>
+    <w:p>
+      <w:pPr>
+        <w:pStyle w:val="ListParagraph"/>
+        <w:numPr>
+          <w:ilvl w:val="0"/>
+          <w:numId w:val="1"/>
+        </w:numPr>
+        <w:spacing w:after="60"/>
+      </w:pPr>
+      <w:r>
+        <w:t xml:space="preserve">Debt-free, ROCE ~21-22%, self-funding Rs 830-900 Cr of capacity capex (48k -&gt; 66k MT by Sept 2027) from internal accruals; QIP cancelled and dividend paid</w:t>
+      </w:r>
+    </w:p>
+    <w:p>
+      <w:pPr>
+        <w:pStyle w:val="ListParagraph"/>
+        <w:numPr>
+          <w:ilvl w:val="0"/>
+          <w:numId w:val="1"/>
+        </w:numPr>
+        <w:spacing w:after="60"/>
+      </w:pPr>
+      <w:r>
+        <w:t xml:space="preserve">Management guidance is specific and credible: ~Rs 5,000 Cr revenue / Rs 1,000+ Cr EBITDA in 3-4 years at ~20% CAGR with stable margins</w:t>
+      </w:r>
+    </w:p>
+    <w:p>
+      <w:pPr>
+        <w:pStyle w:val="ListParagraph"/>
+        <w:numPr>
+          <w:ilvl w:val="0"/>
+          <w:numId w:val="1"/>
+        </w:numPr>
+        <w:spacing w:after="60"/>
+      </w:pPr>
+      <w:r>
+        <w:t xml:space="preserve">Q1FY27 held EBITDA margin ~24.6% and grew PAT 36% even as the gross-margin tailwind reversed - operating leverage is genuine</w:t>
+      </w:r>
+    </w:p>
+    <w:p>
+      <w:pPr>
+        <w:pStyle w:val="Heading1"/>
+        <w:spacing w:after="120" w:before="280"/>
+      </w:pPr>
+      <w:r>
         <w:t xml:space="preserve">Bear Case / Key Risks</w:t>
       </w:r>
     </w:p>
@@ -378,46 +2829,59 @@
         <w:spacing w:after="60"/>
       </w:pPr>
       <w:r>
-        <w:t xml:space="preserve">Market cap (Rs 13,602 Cr) already prices in much of the recent re-rating -- a 10x from here needs sustained, not just one-quarter, momentum</w:t>
-      </w:r>
-    </w:p>
-    <w:p>
-      <w:pPr>
-        <w:pStyle w:val="ListParagraph"/>
-        <w:numPr>
-          <w:ilvl w:val="0"/>
-          <w:numId w:val="1"/>
-        </w:numPr>
-        <w:spacing w:after="60"/>
-      </w:pPr>
-      <w:r>
-        <w:t xml:space="preserve">Recurring promoter block/bulk-deal sales are a watch-item even if not yet disqualifying</w:t>
-      </w:r>
-    </w:p>
-    <w:p>
-      <w:pPr>
-        <w:pStyle w:val="ListParagraph"/>
-        <w:numPr>
-          <w:ilvl w:val="0"/>
-          <w:numId w:val="1"/>
-        </w:numPr>
-        <w:spacing w:after="60"/>
-      </w:pPr>
-      <w:r>
-        <w:t xml:space="preserve">Inventory levels (250-300 days per community discussion) create earnings volatility risk if rosin/turpentine input prices swing</w:t>
-      </w:r>
-    </w:p>
-    <w:p>
-      <w:pPr>
-        <w:pStyle w:val="ListParagraph"/>
-        <w:numPr>
-          <w:ilvl w:val="0"/>
-          <w:numId w:val="1"/>
-        </w:numPr>
-        <w:spacing w:after="60"/>
-      </w:pPr>
-      <w:r>
-        <w:t xml:space="preserve">No single trusted-roster user has staked a strong differentiated conviction call here -- the community signal is informational, not a high-conviction thesis</w:t>
+        <w:t xml:space="preserve">At ~Rs 13,600 Cr and ~40x earnings, a 10x-in-2-3-years is size-blocked, not merely unconfirmed; the guided ~20% CAGR is a compounder, not a multibagger, path from here</w:t>
+      </w:r>
+    </w:p>
+    <w:p>
+      <w:pPr>
+        <w:pStyle w:val="ListParagraph"/>
+        <w:numPr>
+          <w:ilvl w:val="0"/>
+          <w:numId w:val="1"/>
+        </w:numPr>
+        <w:spacing w:after="60"/>
+      </w:pPr>
+      <w:r>
+        <w:t xml:space="preserve">The gross-margin tailwind has reversed: gross margin 44.2% vs 51% YoY as low-cost inventory ran off; PAT growth decelerated from +76% (Q3FY26) to +36% (Q1FY27)</w:t>
+      </w:r>
+    </w:p>
+    <w:p>
+      <w:pPr>
+        <w:pStyle w:val="ListParagraph"/>
+        <w:numPr>
+          <w:ilvl w:val="0"/>
+          <w:numId w:val="1"/>
+        </w:numPr>
+        <w:spacing w:after="60"/>
+      </w:pPr>
+      <w:r>
+        <w:t xml:space="preserve">Recurring promoter block/bulk-deal sales against ~74% holding are an ongoing watch-item</w:t>
+      </w:r>
+    </w:p>
+    <w:p>
+      <w:pPr>
+        <w:pStyle w:val="ListParagraph"/>
+        <w:numPr>
+          <w:ilvl w:val="0"/>
+          <w:numId w:val="1"/>
+        </w:numPr>
+        <w:spacing w:after="60"/>
+      </w:pPr>
+      <w:r>
+        <w:t xml:space="preserve">Inventory levels (250-300 days) create earnings volatility if rosin/turpentine input prices swing</w:t>
+      </w:r>
+    </w:p>
+    <w:p>
+      <w:pPr>
+        <w:pStyle w:val="ListParagraph"/>
+        <w:numPr>
+          <w:ilvl w:val="0"/>
+          <w:numId w:val="1"/>
+        </w:numPr>
+        <w:spacing w:after="60"/>
+      </w:pPr>
+      <w:r>
+        <w:t xml:space="preserve">No trusted-roster user has staked a strong differentiated conviction call; the community signal is informational, and the real-money sourcing data point is a small loss</w:t>
       </w:r>
     </w:p>
     <w:p>
@@ -461,7 +2925,35 @@
           <w:sz w:val="24"/>
           <w:szCs w:val="24"/>
         </w:rPr>
-        <w:t xml:space="preserve">10x-in-2-3-years</w:t>
+        <w:t xml:space="preserve">neither</w:t>
+      </w:r>
+    </w:p>
+    <w:p>
+      <w:pPr>
+        <w:spacing w:after="120"/>
+      </w:pPr>
+      <w:r>
+        <w:rPr>
+          <w:color w:val="666666"/>
+          <w:sz w:val="20"/>
+          <w:szCs w:val="20"/>
+        </w:rPr>
+        <w:t xml:space="preserve">4-box gate — tailwind: yes · TAM: weak · moat: yes · valuation: no  (score 2.5 / 4)</w:t>
+      </w:r>
+    </w:p>
+    <w:p>
+      <w:pPr>
+        <w:spacing w:after="120"/>
+      </w:pPr>
+      <w:r>
+        <w:rPr>
+          <w:i/>
+          <w:iCs/>
+          <w:color w:val="666666"/>
+          <w:sz w:val="20"/>
+          <w:szCs w:val="20"/>
+        </w:rPr>
+        <w:t xml:space="preserve">tailwind yes - fragrance/flavour demand + China+1 + captive Givaudan JV. moat yes - India's largest aroma-chemicals exporter, &gt;20% global share in ten products, backward-integrated pinene chemistry, captive top-4-fragrance-house relationship. tam weak - global aroma-chemicals market is ~$5-6bn; a 10x from Rs 13,600 Cr needs Privi to ~3-4x a niche market. valuation no - ~40x on a ~20% grower with the low-cost-inventory gross-margin tailwind now reversed. Score 2.5, no written exception (valuation=no, growth is a guided ~20% CAGR not un-ignorable, genuine mid-cap so no small-cap inflection carve-out) -&gt; thesis_fit 'neither', a quality-not-magnitude call, not a red-flag exclusion.</w:t>
       </w:r>
     </w:p>
     <w:p>
@@ -484,46 +2976,59 @@
           <w:sz w:val="24"/>
           <w:szCs w:val="24"/>
         </w:rPr>
-        <w:t xml:space="preserve">A genuine, debt-free margin-expansion story with a real Givaudan JV catalyst, but size means the next leg needs sustained execution, not just one strong quarter</w:t>
-      </w:r>
-    </w:p>
-    <w:p>
-      <w:pPr>
-        <w:pStyle w:val="ListParagraph"/>
-        <w:numPr>
-          <w:ilvl w:val="0"/>
-          <w:numId w:val="1"/>
-        </w:numPr>
-        <w:spacing w:after="60"/>
-      </w:pPr>
-      <w:r>
-        <w:t xml:space="preserve">Q3FY26's 76% PAT growth and margin expansion are real, not just optical, and the Prigiv/Givaudan JV is a genuine structural catalyst rather than a story stock</w:t>
-      </w:r>
-    </w:p>
-    <w:p>
-      <w:pPr>
-        <w:pStyle w:val="ListParagraph"/>
-        <w:numPr>
-          <w:ilvl w:val="0"/>
-          <w:numId w:val="1"/>
-        </w:numPr>
-        <w:spacing w:after="60"/>
-      </w:pPr>
-      <w:r>
-        <w:t xml:space="preserve">No red flag; debt-free with a cancelled QIP as a positive cash-generation signal</w:t>
-      </w:r>
-    </w:p>
-    <w:p>
-      <w:pPr>
-        <w:pStyle w:val="ListParagraph"/>
-        <w:numPr>
-          <w:ilvl w:val="0"/>
-          <w:numId w:val="1"/>
-        </w:numPr>
-        <w:spacing w:after="60"/>
-      </w:pPr>
-      <w:r>
-        <w:t xml:space="preserve">Conviction kept at Medium rather than High given the mid-cap size already reflects some re-rating, recurring promoter selling, and the absence of a strong trusted-roster conviction call</w:t>
+        <w:t xml:space="preserve">A genuine debt-free ~20% compounder with a real aroma-chemicals moat and a Givaudan JV - but a Rs 13,600 Cr mid-cap at ~40x with a spent margin tailwind is a Medium-conviction quality hold, not a 2-3 year 10x</w:t>
+      </w:r>
+    </w:p>
+    <w:p>
+      <w:pPr>
+        <w:pStyle w:val="ListParagraph"/>
+        <w:numPr>
+          <w:ilvl w:val="0"/>
+          <w:numId w:val="1"/>
+        </w:numPr>
+        <w:spacing w:after="60"/>
+      </w:pPr>
+      <w:r>
+        <w:t xml:space="preserve">four_box scores 2.5 (tailwind yes - fragrance/flavour demand + China+1 + Givaudan; moat yes - &gt;20% global share in ten products, backward integration, captive JV; tam weak - aroma chemicals is a ~$5-6bn global market and a 10x needs Privi to ~3-4x it; valuation no - ~40x on a 20% grower with the gross-margin tailwind reversed). Score 2.5 with no written exception: the mid-cap size math genuinely blocks a 2-3 year 10x (Nesco logic), and genuine mid/large-caps are exempt from the small-cap inflection carve-out - so thesis_fit is 'neither'</w:t>
+      </w:r>
+    </w:p>
+    <w:p>
+      <w:pPr>
+        <w:pStyle w:val="ListParagraph"/>
+        <w:numPr>
+          <w:ilvl w:val="0"/>
+          <w:numId w:val="1"/>
+        </w:numPr>
+        <w:spacing w:after="60"/>
+      </w:pPr>
+      <w:r>
+        <w:t xml:space="preserve">This is NOT a red-flag 'neither' - the business quality is high (debt-free, ROCE ~21-22%, real moat, self-funded capex, credible guidance). It simply does not fit the 10x/100x return-magnitude bar from this base</w:t>
+      </w:r>
+    </w:p>
+    <w:p>
+      <w:pPr>
+        <w:pStyle w:val="ListParagraph"/>
+        <w:numPr>
+          <w:ilvl w:val="0"/>
+          <w:numId w:val="1"/>
+        </w:numPr>
+        <w:spacing w:after="60"/>
+      </w:pPr>
+      <w:r>
+        <w:t xml:space="preserve">Conviction held at Medium: quality and ~20% growth are intact and confirmed by Q1FY27, but PAT growth has decelerated as the low-cost-inventory margin tailwind reversed, the multiple is full, and recurring promoter selling plus the absence of a trusted conviction call cap the upside</w:t>
+      </w:r>
+    </w:p>
+    <w:p>
+      <w:pPr>
+        <w:pStyle w:val="ListParagraph"/>
+        <w:numPr>
+          <w:ilvl w:val="0"/>
+          <w:numId w:val="1"/>
+        </w:numPr>
+        <w:spacing w:after="60"/>
+      </w:pPr>
+      <w:r>
+        <w:t xml:space="preserve">No red flag. Re-rate the quality view up if EBITDA margin holds &gt;=24% through FY27 with capacity commissioning on schedule and promoter selling stopping - still not a 2-3 year 10x</w:t>
       </w:r>
     </w:p>
     <w:p>

--- a/projects/valuepickr-open-screen/docs/Privi Speciality Chemicals Ltd.docx
+++ b/projects/valuepickr-open-screen/docs/Privi Speciality Chemicals Ltd.docx
@@ -2730,6 +2730,62 @@
           <w:szCs w:val="20"/>
         </w:rPr>
         <w:t xml:space="preserve">No single trusted-roster user staked a strong 'primary holding' claim in this thread; several elevated-tier users (Sid_Mathew, Vivek_6954, basumallick, Gautam_Chopra, vikasbargale) posted informational updates (concall notes, broker targets) rather than conviction calls. The state.json sourcing signal (joinjp2003, 2% portfolio weight) currently shows a loss (-6.01%), i.e. a modest/negative real-money data point rather than a strong endorsement.</w:t>
+      </w:r>
+    </w:p>
+    <w:p>
+      <w:pPr>
+        <w:pStyle w:val="Heading1"/>
+        <w:spacing w:after="120" w:before="280"/>
+      </w:pPr>
+      <w:r>
+        <w:t xml:space="preserve">Trusted-User Signals (Ongoing)</w:t>
+      </w:r>
+    </w:p>
+    <w:p>
+      <w:pPr>
+        <w:spacing w:after="120"/>
+      </w:pPr>
+      <w:r>
+        <w:rPr>
+          <w:i/>
+          <w:iCs/>
+          <w:color w:val="666666"/>
+          <w:sz w:val="18"/>
+          <w:szCs w:val="18"/>
+        </w:rPr>
+        <w:t xml:space="preserve">Every time a trusted user expresses clear conviction on this stock, most recent first — this section accumulates over time, it isn't a one-time snapshot.</w:t>
+      </w:r>
+    </w:p>
+    <w:p>
+      <w:pPr>
+        <w:spacing w:after="100"/>
+      </w:pPr>
+      <w:r>
+        <w:rPr>
+          <w:b/>
+          <w:bCs/>
+          <w:sz w:val="20"/>
+          <w:szCs w:val="20"/>
+        </w:rPr>
+        <w:t xml:space="preserve">2026-09-02 — Vivek_6954</w:t>
+      </w:r>
+      <w:r>
+        <w:rPr>
+          <w:i/>
+          <w:iCs/>
+          <w:color w:val="666666"/>
+          <w:sz w:val="18"/>
+          <w:szCs w:val="18"/>
+        </w:rPr>
+        <w:t xml:space="preserve"> (Vivek Gautam Portfolio)</w:t>
+      </w:r>
+      <w:r>
+        <w:rPr>
+          <w:sz w:val="20"/>
+          <w:szCs w:val="20"/>
+        </w:rPr>
+        <w:br/>
+        <w:t xml:space="preserve">: "Timex Sh Piston GHFL Nuvama Nippo n Icici amc Uno Minda Acutaas Privi and more stocks have been holding for long time now n pyramiding as well on some triggers like good results" (post #1245)</w:t>
       </w:r>
     </w:p>
     <w:p>

--- a/projects/valuepickr-open-screen/docs/Privi Speciality Chemicals Ltd.docx
+++ b/projects/valuepickr-open-screen/docs/Privi Speciality Chemicals Ltd.docx
@@ -3103,6 +3103,179 @@
           <w:szCs w:val="18"/>
         </w:rPr>
         <w:t xml:space="preserve">This is independent research and analysis for informational purposes only, not personalized financial or investment advice. Past multi-bagger performance and forum/social sentiment are not indicators of future returns. Do your own due diligence before investing.</w:t>
+      </w:r>
+    </w:p>
+    <w:p/>
+    <w:p>
+      <w:r>
+        <w:rPr>
+          <w:b/>
+          <w:sz w:val="28"/>
+        </w:rPr>
+        <w:t>🔄 RESEARCH UPDATE - 2026-10-05</w:t>
+      </w:r>
+    </w:p>
+    <w:p>
+      <w:r>
+        <w:rPr>
+          <w:b/>
+        </w:rPr>
+        <w:t>📊 Key Metrics:</w:t>
+      </w:r>
+    </w:p>
+    <w:p>
+      <w:pPr>
+        <w:ind w:left="360"/>
+      </w:pPr>
+      <w:r>
+        <w:t xml:space="preserve">  • Company: Privi Speciality Chemicals Ltd</w:t>
+      </w:r>
+    </w:p>
+    <w:p>
+      <w:pPr>
+        <w:ind w:left="360"/>
+      </w:pPr>
+      <w:r>
+        <w:t xml:space="preserve">  • Conviction: Medium</w:t>
+      </w:r>
+    </w:p>
+    <w:p>
+      <w:pPr>
+        <w:ind w:left="360"/>
+      </w:pPr>
+      <w:r>
+        <w:t xml:space="preserve">  • Thesis: neither</w:t>
+      </w:r>
+    </w:p>
+    <w:p>
+      <w:pPr>
+        <w:ind w:left="360"/>
+      </w:pPr>
+      <w:r>
+        <w:t xml:space="preserve">  • 4-Box Score: 2.5</w:t>
+      </w:r>
+    </w:p>
+    <w:p>
+      <w:pPr>
+        <w:ind w:left="360"/>
+      </w:pPr>
+      <w:r>
+        <w:t xml:space="preserve">  • Research Date: 2026-09-08</w:t>
+      </w:r>
+    </w:p>
+    <w:p>
+      <w:pPr>
+        <w:ind w:left="360"/>
+      </w:pPr>
+      <w:r>
+        <w:t xml:space="preserve">  • Red Flag: None</w:t>
+      </w:r>
+    </w:p>
+    <w:p/>
+    <w:p>
+      <w:r>
+        <w:rPr>
+          <w:b/>
+        </w:rPr>
+        <w:t>📝 Verdict:</w:t>
+      </w:r>
+    </w:p>
+    <w:p>
+      <w:pPr>
+        <w:ind w:left="360"/>
+      </w:pPr>
+      <w:r>
+        <w:t>A genuine debt-free ~20% compounder with a real aroma-chemicals moat and a Givaudan JV - but a Rs 13,600 Cr mid-cap at ~40x with a spent margin tailwind is a Medium-conviction quality hold, not a 2-3 year 10x</w:t>
+      </w:r>
+    </w:p>
+    <w:p/>
+    <w:p>
+      <w:r>
+        <w:rPr>
+          <w:b/>
+        </w:rPr>
+        <w:t>📈 Bull Case:</w:t>
+      </w:r>
+    </w:p>
+    <w:p>
+      <w:pPr>
+        <w:ind w:left="360"/>
+      </w:pPr>
+      <w:r>
+        <w:t>Real niche moat: India's largest aroma-chemicals exporter, &gt;20% global share in ten products, backward-integrated pinene chemistry, and a captive 51:49 Givaudan JV</w:t>
+      </w:r>
+    </w:p>
+    <w:p>
+      <w:pPr>
+        <w:ind w:left="360"/>
+      </w:pPr>
+      <w:r>
+        <w:t>Debt-free, ROCE ~21-22%, self-funding Rs 830-900 Cr of capacity capex (48k -&gt; 66k MT by Sept 2027) from internal accruals; QIP cancelled and dividend paid</w:t>
+      </w:r>
+    </w:p>
+    <w:p>
+      <w:pPr>
+        <w:ind w:left="360"/>
+      </w:pPr>
+      <w:r>
+        <w:t>Management guidance is specific and credible: ~Rs 5,000 Cr revenue / Rs 1,000+ Cr EBITDA in 3-4 years at ~20% CAGR with stable margins</w:t>
+      </w:r>
+    </w:p>
+    <w:p>
+      <w:pPr>
+        <w:ind w:left="360"/>
+      </w:pPr>
+      <w:r>
+        <w:t>Q1FY27 held EBITDA margin ~24.6% and grew PAT 36% even as the gross-margin tailwind reversed - operating leverage is genuine</w:t>
+      </w:r>
+    </w:p>
+    <w:p/>
+    <w:p>
+      <w:r>
+        <w:rPr>
+          <w:b/>
+        </w:rPr>
+        <w:t>📉 Bear Case:</w:t>
+      </w:r>
+    </w:p>
+    <w:p>
+      <w:pPr>
+        <w:ind w:left="360"/>
+      </w:pPr>
+      <w:r>
+        <w:t>At ~Rs 13,600 Cr and ~40x earnings, a 10x-in-2-3-years is size-blocked, not merely unconfirmed; the guided ~20% CAGR is a compounder, not a multibagger, path from here</w:t>
+      </w:r>
+    </w:p>
+    <w:p>
+      <w:pPr>
+        <w:ind w:left="360"/>
+      </w:pPr>
+      <w:r>
+        <w:t>The gross-margin tailwind has reversed: gross margin 44.2% vs 51% YoY as low-cost inventory ran off; PAT growth decelerated from +76% (Q3FY26) to +36% (Q1FY27)</w:t>
+      </w:r>
+    </w:p>
+    <w:p>
+      <w:pPr>
+        <w:ind w:left="360"/>
+      </w:pPr>
+      <w:r>
+        <w:t>Recurring promoter block/bulk-deal sales against ~74% holding are an ongoing watch-item</w:t>
+      </w:r>
+    </w:p>
+    <w:p>
+      <w:pPr>
+        <w:ind w:left="360"/>
+      </w:pPr>
+      <w:r>
+        <w:t>Inventory levels (250-300 days) create earnings volatility if rosin/turpentine input prices swing</w:t>
+      </w:r>
+    </w:p>
+    <w:p>
+      <w:pPr>
+        <w:ind w:left="360"/>
+      </w:pPr>
+      <w:r>
+        <w:t>No trusted-roster user has staked a strong differentiated conviction call; the community signal is informational, and the real-money sourcing data point is a small loss</w:t>
       </w:r>
     </w:p>
     <w:sectPr>
